--- a/data/cp.docx
+++ b/data/cp.docx
@@ -105,9 +105,8 @@
           <w:szCs w:val="18"/>
           <w:lang w:eastAsia="en-US"/>
         </w:rPr>
-        <w:t>{{</w:t>
-      </w:r>
-      <w:proofErr w:type="spellStart"/>
+        <w:t>{{ucet}}</w:t>
+      </w:r>
       <w:r>
         <w:rPr>
           <w:rFonts w:eastAsia="Calibri"/>
@@ -116,9 +115,8 @@
           <w:szCs w:val="18"/>
           <w:lang w:eastAsia="en-US"/>
         </w:rPr>
-        <w:t>ucet</w:t>
-      </w:r>
-      <w:proofErr w:type="spellEnd"/>
+        <w:tab/>
+      </w:r>
       <w:r>
         <w:rPr>
           <w:rFonts w:eastAsia="Calibri"/>
@@ -127,7 +125,7 @@
           <w:szCs w:val="18"/>
           <w:lang w:eastAsia="en-US"/>
         </w:rPr>
-        <w:t>}}</w:t>
+        <w:tab/>
       </w:r>
       <w:r>
         <w:rPr>
@@ -138,49 +136,7 @@
           <w:lang w:eastAsia="en-US"/>
         </w:rPr>
         <w:tab/>
-      </w:r>
-      <w:r>
-        <w:rPr>
-          <w:rFonts w:eastAsia="Calibri"/>
-          <w:w w:val="96"/>
-          <w:sz w:val="18"/>
-          <w:szCs w:val="18"/>
-          <w:lang w:eastAsia="en-US"/>
-        </w:rPr>
-        <w:tab/>
-      </w:r>
-      <w:r>
-        <w:rPr>
-          <w:rFonts w:eastAsia="Calibri"/>
-          <w:w w:val="96"/>
-          <w:sz w:val="18"/>
-          <w:szCs w:val="18"/>
-          <w:lang w:eastAsia="en-US"/>
-        </w:rPr>
-        <w:tab/>
-        <w:t xml:space="preserve">      Podpis </w:t>
-      </w:r>
-      <w:proofErr w:type="spellStart"/>
-      <w:r>
-        <w:rPr>
-          <w:rFonts w:eastAsia="Calibri"/>
-          <w:w w:val="96"/>
-          <w:sz w:val="18"/>
-          <w:szCs w:val="18"/>
-          <w:lang w:eastAsia="en-US"/>
-        </w:rPr>
-        <w:t>účtovateľa</w:t>
-      </w:r>
-      <w:proofErr w:type="spellEnd"/>
-      <w:r>
-        <w:rPr>
-          <w:rFonts w:eastAsia="Calibri"/>
-          <w:w w:val="96"/>
-          <w:sz w:val="18"/>
-          <w:szCs w:val="18"/>
-          <w:lang w:eastAsia="en-US"/>
-        </w:rPr>
-        <w:t>:..............................................</w:t>
+        <w:t xml:space="preserve">      Podpis účtovateľa:..............................................</w:t>
       </w:r>
     </w:p>
     <w:p>
@@ -687,33 +643,7 @@
                 <w:szCs w:val="18"/>
                 <w:lang w:eastAsia="en-US"/>
               </w:rPr>
-              <w:t>OÚ Banská Bystrica, Nám. Ľ. Štúra, {{</w:t>
-            </w:r>
-            <w:proofErr w:type="spellStart"/>
-            <w:r>
-              <w:rPr>
-                <w:rFonts w:eastAsia="Calibri"/>
-                <w:b/>
-                <w:spacing w:val="-7"/>
-                <w:w w:val="98"/>
-                <w:sz w:val="18"/>
-                <w:szCs w:val="18"/>
-                <w:lang w:eastAsia="en-US"/>
-              </w:rPr>
-              <w:t>datum_zc</w:t>
-            </w:r>
-            <w:proofErr w:type="spellEnd"/>
-            <w:r>
-              <w:rPr>
-                <w:rFonts w:eastAsia="Calibri"/>
-                <w:b/>
-                <w:spacing w:val="-7"/>
-                <w:w w:val="98"/>
-                <w:sz w:val="18"/>
-                <w:szCs w:val="18"/>
-                <w:lang w:eastAsia="en-US"/>
-              </w:rPr>
-              <w:t>}}</w:t>
+              <w:t>OÚ Banská Bystrica, Nám. Ľ. Štúra, {{datum_zc}}</w:t>
             </w:r>
           </w:p>
           <w:p>
@@ -855,33 +785,7 @@
                 <w:szCs w:val="18"/>
                 <w:lang w:eastAsia="en-US"/>
               </w:rPr>
-              <w:t>OÚ Banská Bystrica, Nám. Ľ. Štúra, {{</w:t>
-            </w:r>
-            <w:proofErr w:type="spellStart"/>
-            <w:r>
-              <w:rPr>
-                <w:rFonts w:eastAsia="Calibri"/>
-                <w:b/>
-                <w:spacing w:val="-7"/>
-                <w:w w:val="98"/>
-                <w:sz w:val="18"/>
-                <w:szCs w:val="18"/>
-                <w:lang w:eastAsia="en-US"/>
-              </w:rPr>
-              <w:t>datum_kc</w:t>
-            </w:r>
-            <w:proofErr w:type="spellEnd"/>
-            <w:r>
-              <w:rPr>
-                <w:rFonts w:eastAsia="Calibri"/>
-                <w:b/>
-                <w:spacing w:val="-7"/>
-                <w:w w:val="98"/>
-                <w:sz w:val="18"/>
-                <w:szCs w:val="18"/>
-                <w:lang w:eastAsia="en-US"/>
-              </w:rPr>
-              <w:t>}}</w:t>
+              <w:t>OÚ Banská Bystrica, Nám. Ľ. Štúra, {{datum_kc}}</w:t>
             </w:r>
           </w:p>
         </w:tc>
@@ -1021,35 +925,7 @@
                 <w:szCs w:val="18"/>
                 <w:lang w:eastAsia="en-US"/>
               </w:rPr>
-              <w:t>{{</w:t>
-            </w:r>
-            <w:proofErr w:type="spellStart"/>
-            <w:r>
-              <w:rPr>
-                <w:rFonts w:eastAsia="Calibri"/>
-                <w:b/>
-                <w:bCs/>
-                <w:spacing w:val="-7"/>
-                <w:w w:val="98"/>
-                <w:sz w:val="18"/>
-                <w:szCs w:val="18"/>
-                <w:lang w:eastAsia="en-US"/>
-              </w:rPr>
-              <w:t>spolucestujuci</w:t>
-            </w:r>
-            <w:proofErr w:type="spellEnd"/>
-            <w:r>
-              <w:rPr>
-                <w:rFonts w:eastAsia="Calibri"/>
-                <w:b/>
-                <w:bCs/>
-                <w:spacing w:val="-7"/>
-                <w:w w:val="98"/>
-                <w:sz w:val="18"/>
-                <w:szCs w:val="18"/>
-                <w:lang w:eastAsia="en-US"/>
-              </w:rPr>
-              <w:t>}}</w:t>
+              <w:t>{{spolucestujuci}}</w:t>
             </w:r>
           </w:p>
           <w:p>
@@ -1175,31 +1051,7 @@
                 <w:szCs w:val="22"/>
                 <w:lang w:eastAsia="en-US"/>
               </w:rPr>
-              <w:t>{{</w:t>
-            </w:r>
-            <w:proofErr w:type="spellStart"/>
-            <w:r>
-              <w:rPr>
-                <w:rFonts w:eastAsia="Calibri"/>
-                <w:b/>
-                <w:bCs/>
-                <w:sz w:val="22"/>
-                <w:szCs w:val="22"/>
-                <w:lang w:eastAsia="en-US"/>
-              </w:rPr>
-              <w:t>ucel</w:t>
-            </w:r>
-            <w:proofErr w:type="spellEnd"/>
-            <w:r>
-              <w:rPr>
-                <w:rFonts w:eastAsia="Calibri"/>
-                <w:b/>
-                <w:bCs/>
-                <w:sz w:val="22"/>
-                <w:szCs w:val="22"/>
-                <w:lang w:eastAsia="en-US"/>
-              </w:rPr>
-              <w:t>}}</w:t>
+              <w:t>{{ucel}}</w:t>
             </w:r>
           </w:p>
         </w:tc>
@@ -1276,31 +1128,7 @@
                 <w:szCs w:val="18"/>
                 <w:lang w:eastAsia="en-US"/>
               </w:rPr>
-              <w:t xml:space="preserve">O, R, L, </w:t>
-            </w:r>
-            <w:proofErr w:type="spellStart"/>
-            <w:r>
-              <w:rPr>
-                <w:rFonts w:eastAsia="Calibri"/>
-                <w:spacing w:val="-7"/>
-                <w:w w:val="98"/>
-                <w:sz w:val="18"/>
-                <w:szCs w:val="18"/>
-                <w:lang w:eastAsia="en-US"/>
-              </w:rPr>
-              <w:t>Lo</w:t>
-            </w:r>
-            <w:proofErr w:type="spellEnd"/>
-            <w:r>
-              <w:rPr>
-                <w:rFonts w:eastAsia="Calibri"/>
-                <w:spacing w:val="-7"/>
-                <w:w w:val="98"/>
-                <w:sz w:val="18"/>
-                <w:szCs w:val="18"/>
-                <w:lang w:eastAsia="en-US"/>
-              </w:rPr>
-              <w:t>, AUV</w:t>
+              <w:t>O, R, L, Lo, AUV</w:t>
             </w:r>
             <w:r>
               <w:rPr>
@@ -1668,32 +1496,8 @@
                 <w:szCs w:val="18"/>
                 <w:lang w:eastAsia="en-US"/>
               </w:rPr>
-              <w:t xml:space="preserve">JUDr. </w:t>
-            </w:r>
-            <w:r>
-              <w:rPr>
-                <w:rFonts w:eastAsia="Calibri"/>
-                <w:spacing w:val="-7"/>
-                <w:w w:val="98"/>
-                <w:sz w:val="18"/>
-                <w:szCs w:val="18"/>
-                <w:lang w:eastAsia="en-US"/>
-              </w:rPr>
-              <w:t xml:space="preserve">Juraj </w:t>
-            </w:r>
-            <w:proofErr w:type="spellStart"/>
-            <w:r>
-              <w:rPr>
-                <w:rFonts w:eastAsia="Calibri"/>
-                <w:spacing w:val="-7"/>
-                <w:w w:val="98"/>
-                <w:sz w:val="18"/>
-                <w:szCs w:val="18"/>
-                <w:lang w:eastAsia="en-US"/>
-              </w:rPr>
-              <w:t>Džmura</w:t>
-            </w:r>
-            <w:proofErr w:type="spellEnd"/>
+              <w:t>{{podpis_1}}</w:t>
+            </w:r>
           </w:p>
         </w:tc>
       </w:tr>
@@ -1813,31 +1617,7 @@
                 <w:szCs w:val="14"/>
                 <w:lang w:eastAsia="en-US"/>
               </w:rPr>
-              <w:t xml:space="preserve"> L- lietadlo, </w:t>
-            </w:r>
-            <w:proofErr w:type="spellStart"/>
-            <w:r>
-              <w:rPr>
-                <w:rFonts w:eastAsia="Calibri"/>
-                <w:spacing w:val="-7"/>
-                <w:w w:val="98"/>
-                <w:sz w:val="14"/>
-                <w:szCs w:val="14"/>
-                <w:lang w:eastAsia="en-US"/>
-              </w:rPr>
-              <w:t>Lo</w:t>
-            </w:r>
-            <w:proofErr w:type="spellEnd"/>
-            <w:r>
-              <w:rPr>
-                <w:rFonts w:eastAsia="Calibri"/>
-                <w:spacing w:val="-7"/>
-                <w:w w:val="98"/>
-                <w:sz w:val="14"/>
-                <w:szCs w:val="14"/>
-                <w:lang w:eastAsia="en-US"/>
-              </w:rPr>
-              <w:t>-loď, AU</w:t>
+              <w:t xml:space="preserve"> L- lietadlo, Lo-loď, AU</w:t>
             </w:r>
             <w:r>
               <w:rPr>
@@ -2560,19 +2340,8 @@
           <w:szCs w:val="18"/>
           <w:lang w:eastAsia="en-US"/>
         </w:rPr>
-        <w:t xml:space="preserve">Zuzana </w:t>
-      </w:r>
-      <w:proofErr w:type="spellStart"/>
-      <w:r>
-        <w:rPr>
-          <w:rFonts w:eastAsia="Calibri"/>
-          <w:sz w:val="18"/>
-          <w:szCs w:val="18"/>
-          <w:lang w:eastAsia="en-US"/>
-        </w:rPr>
-        <w:t>Kochlicová</w:t>
-      </w:r>
-      <w:proofErr w:type="spellEnd"/>
+        <w:t>Zuzana Kochlicová</w:t>
+      </w:r>
     </w:p>
     <w:p>
       <w:pPr>
@@ -2923,33 +2692,7 @@
           <w:szCs w:val="18"/>
           <w:lang w:eastAsia="en-US"/>
         </w:rPr>
-        <w:t xml:space="preserve">, zákona č. 283/2002 </w:t>
-      </w:r>
-      <w:proofErr w:type="spellStart"/>
-      <w:r>
-        <w:rPr>
-          <w:rFonts w:eastAsia="Calibri"/>
-          <w:bCs/>
-          <w:spacing w:val="-5"/>
-          <w:w w:val="86"/>
-          <w:sz w:val="18"/>
-          <w:szCs w:val="18"/>
-          <w:lang w:eastAsia="en-US"/>
-        </w:rPr>
-        <w:t>Z.z</w:t>
-      </w:r>
-      <w:proofErr w:type="spellEnd"/>
-      <w:r>
-        <w:rPr>
-          <w:rFonts w:eastAsia="Calibri"/>
-          <w:bCs/>
-          <w:spacing w:val="-5"/>
-          <w:w w:val="86"/>
-          <w:sz w:val="18"/>
-          <w:szCs w:val="18"/>
-          <w:lang w:eastAsia="en-US"/>
-        </w:rPr>
-        <w:t xml:space="preserve">., N MV SR č. </w:t>
+        <w:t xml:space="preserve">, zákona č. 283/2002 Z.z., N MV SR č. </w:t>
       </w:r>
       <w:r>
         <w:rPr>
@@ -3161,82 +2904,56 @@
           <w:szCs w:val="18"/>
           <w:lang w:eastAsia="en-US"/>
         </w:rPr>
-        <w:t>Paed</w:t>
-      </w:r>
-      <w:r>
-        <w:rPr>
-          <w:rFonts w:eastAsia="Calibri"/>
-          <w:bCs/>
-          <w:spacing w:val="-5"/>
-          <w:w w:val="86"/>
-          <w:sz w:val="18"/>
-          <w:szCs w:val="18"/>
-          <w:lang w:eastAsia="en-US"/>
-        </w:rPr>
-        <w:t>Dr.</w:t>
-      </w:r>
-      <w:r>
-        <w:rPr>
-          <w:rFonts w:eastAsia="Calibri"/>
-          <w:bCs/>
-          <w:spacing w:val="-5"/>
-          <w:w w:val="86"/>
-          <w:sz w:val="18"/>
-          <w:szCs w:val="18"/>
-          <w:lang w:eastAsia="en-US"/>
-        </w:rPr>
-        <w:t xml:space="preserve"> </w:t>
-      </w:r>
-      <w:r>
-        <w:rPr>
-          <w:rFonts w:eastAsia="Calibri"/>
-          <w:bCs/>
-          <w:spacing w:val="-5"/>
-          <w:w w:val="86"/>
-          <w:sz w:val="18"/>
-          <w:szCs w:val="18"/>
-          <w:lang w:eastAsia="en-US"/>
-        </w:rPr>
-        <w:t xml:space="preserve">Dáša </w:t>
-      </w:r>
-      <w:proofErr w:type="spellStart"/>
-      <w:r>
-        <w:rPr>
-          <w:rFonts w:eastAsia="Calibri"/>
-          <w:bCs/>
-          <w:spacing w:val="-5"/>
-          <w:w w:val="86"/>
-          <w:sz w:val="18"/>
-          <w:szCs w:val="18"/>
-          <w:lang w:eastAsia="en-US"/>
-        </w:rPr>
-        <w:t>Kur</w:t>
-      </w:r>
-      <w:r>
-        <w:rPr>
-          <w:rFonts w:eastAsia="Calibri"/>
-          <w:bCs/>
-          <w:spacing w:val="-5"/>
-          <w:w w:val="86"/>
-          <w:sz w:val="18"/>
-          <w:szCs w:val="18"/>
-          <w:lang w:eastAsia="en-US"/>
-        </w:rPr>
-        <w:t>j</w:t>
-      </w:r>
-      <w:r>
-        <w:rPr>
-          <w:rFonts w:eastAsia="Calibri"/>
-          <w:bCs/>
-          <w:spacing w:val="-5"/>
-          <w:w w:val="86"/>
-          <w:sz w:val="18"/>
-          <w:szCs w:val="18"/>
-          <w:lang w:eastAsia="en-US"/>
-        </w:rPr>
-        <w:t>atková</w:t>
-      </w:r>
-      <w:proofErr w:type="spellEnd"/>
+        <w:t>{{podpis_</w:t>
+      </w:r>
+      <w:r>
+        <w:rPr>
+          <w:rFonts w:eastAsia="Calibri"/>
+          <w:bCs/>
+          <w:spacing w:val="-5"/>
+          <w:w w:val="86"/>
+          <w:sz w:val="18"/>
+          <w:szCs w:val="18"/>
+          <w:lang w:eastAsia="en-US"/>
+        </w:rPr>
+        <w:t>1</w:t>
+      </w:r>
+      <w:r>
+        <w:rPr>
+          <w:rFonts w:eastAsia="Calibri"/>
+          <w:bCs/>
+          <w:spacing w:val="-5"/>
+          <w:w w:val="86"/>
+          <w:sz w:val="18"/>
+          <w:szCs w:val="18"/>
+          <w:lang w:eastAsia="en-US"/>
+        </w:rPr>
+        <w:t>a</w:t>
+      </w:r>
+      <w:r>
+        <w:rPr>
+          <w:rFonts w:eastAsia="Calibri"/>
+          <w:bCs/>
+          <w:spacing w:val="-5"/>
+          <w:w w:val="86"/>
+          <w:sz w:val="18"/>
+          <w:szCs w:val="18"/>
+          <w:lang w:eastAsia="en-US"/>
+        </w:rPr>
+        <w:t>}}</w:t>
+      </w:r>
+      <w:r>
+        <w:rPr>
+          <w:rFonts w:eastAsia="Calibri"/>
+          <w:bCs/>
+          <w:spacing w:val="-5"/>
+          <w:w w:val="86"/>
+          <w:sz w:val="18"/>
+          <w:szCs w:val="18"/>
+          <w:lang w:eastAsia="en-US"/>
+        </w:rPr>
+        <w:t>{{podpis_3}}</w:t>
+      </w:r>
       <w:r>
         <w:rPr>
           <w:rFonts w:eastAsia="Calibri"/>
@@ -3580,27 +3297,39 @@
       <w:r>
         <w:rPr>
           <w:rFonts w:eastAsia="Calibri"/>
-          <w:spacing w:val="-7"/>
-          <w:w w:val="98"/>
-          <w:sz w:val="18"/>
-          <w:szCs w:val="18"/>
-          <w:lang w:eastAsia="en-US"/>
-        </w:rPr>
-        <w:t xml:space="preserve">JUDr. Juraj </w:t>
-      </w:r>
-      <w:proofErr w:type="spellStart"/>
-      <w:r>
-        <w:rPr>
-          <w:rFonts w:eastAsia="Calibri"/>
-          <w:spacing w:val="-7"/>
-          <w:w w:val="98"/>
-          <w:sz w:val="18"/>
-          <w:szCs w:val="18"/>
-          <w:lang w:eastAsia="en-US"/>
-        </w:rPr>
-        <w:t>Džmura</w:t>
-      </w:r>
-      <w:proofErr w:type="spellEnd"/>
+          <w:sz w:val="18"/>
+          <w:szCs w:val="18"/>
+          <w:lang w:eastAsia="en-US"/>
+        </w:rPr>
+        <w:t>{{podpis_1b}}</w:t>
+      </w:r>
+      <w:r>
+        <w:rPr>
+          <w:rFonts w:eastAsia="Calibri"/>
+          <w:sz w:val="18"/>
+          <w:szCs w:val="18"/>
+          <w:lang w:eastAsia="en-US"/>
+        </w:rPr>
+        <w:t>{{podpis_</w:t>
+      </w:r>
+      <w:r>
+        <w:rPr>
+          <w:rFonts w:eastAsia="Calibri"/>
+          <w:sz w:val="18"/>
+          <w:szCs w:val="18"/>
+          <w:lang w:eastAsia="en-US"/>
+        </w:rPr>
+        <w:t>2</w:t>
+      </w:r>
+      <w:r>
+        <w:rPr>
+          <w:rFonts w:eastAsia="Calibri"/>
+          <w:sz w:val="18"/>
+          <w:szCs w:val="18"/>
+          <w:lang w:eastAsia="en-US"/>
+        </w:rPr>
+        <w:t>}}</w:t>
+      </w:r>
     </w:p>
     <w:p>
       <w:pPr>
@@ -3992,29 +3721,7 @@
                 <w:szCs w:val="20"/>
                 <w:lang w:eastAsia="en-US"/>
               </w:rPr>
-              <w:t xml:space="preserve">o   a   </w:t>
-            </w:r>
-            <w:proofErr w:type="spellStart"/>
-            <w:r>
-              <w:rPr>
-                <w:rFonts w:eastAsia="Calibri"/>
-                <w:w w:val="101"/>
-                <w:sz w:val="20"/>
-                <w:szCs w:val="20"/>
-                <w:lang w:eastAsia="en-US"/>
-              </w:rPr>
-              <w:t>a</w:t>
-            </w:r>
-            <w:proofErr w:type="spellEnd"/>
-            <w:r>
-              <w:rPr>
-                <w:rFonts w:eastAsia="Calibri"/>
-                <w:w w:val="101"/>
-                <w:sz w:val="20"/>
-                <w:szCs w:val="20"/>
-                <w:lang w:eastAsia="en-US"/>
-              </w:rPr>
-              <w:t xml:space="preserve"> d r e s a </w:t>
+              <w:t xml:space="preserve">o   a   a d r e s a </w:t>
             </w:r>
           </w:p>
         </w:tc>
@@ -8777,27 +8484,13 @@
       <w:r>
         <w:rPr>
           <w:rFonts w:eastAsia="Calibri"/>
-          <w:spacing w:val="-7"/>
-          <w:w w:val="98"/>
-          <w:sz w:val="18"/>
-          <w:szCs w:val="18"/>
-          <w:lang w:eastAsia="en-US"/>
-        </w:rPr>
-        <w:t xml:space="preserve">JUDr. Juraj </w:t>
-      </w:r>
-      <w:proofErr w:type="spellStart"/>
-      <w:r>
-        <w:rPr>
-          <w:rFonts w:eastAsia="Calibri"/>
-          <w:spacing w:val="-7"/>
-          <w:w w:val="98"/>
-          <w:sz w:val="18"/>
-          <w:szCs w:val="18"/>
-          <w:lang w:eastAsia="en-US"/>
-        </w:rPr>
-        <w:t>Džmura</w:t>
-      </w:r>
-      <w:proofErr w:type="spellEnd"/>
+          <w:w w:val="97"/>
+          <w:sz w:val="16"/>
+          <w:szCs w:val="16"/>
+          <w:lang w:eastAsia="en-US"/>
+        </w:rPr>
+        <w:t>{{podpis_1}}</w:t>
+      </w:r>
     </w:p>
     <w:p>
       <w:pPr>
@@ -9039,21 +8732,8 @@
           <w:szCs w:val="18"/>
           <w:lang w:eastAsia="en-US"/>
         </w:rPr>
-        <w:t xml:space="preserve">JUDr. Juraj </w:t>
-      </w:r>
-      <w:proofErr w:type="spellStart"/>
-      <w:r>
-        <w:rPr>
-          <w:rFonts w:eastAsia="Calibri"/>
-          <w:spacing w:val="-7"/>
-          <w:w w:val="98"/>
-          <w:sz w:val="18"/>
-          <w:szCs w:val="18"/>
-          <w:lang w:eastAsia="en-US"/>
-        </w:rPr>
-        <w:t>Džmura</w:t>
-      </w:r>
-      <w:proofErr w:type="spellEnd"/>
+        <w:t>{{podpis_1}}</w:t>
+      </w:r>
       <w:r>
         <w:rPr>
           <w:rFonts w:eastAsia="Calibri"/>
@@ -9600,19 +9280,8 @@
           <w:szCs w:val="18"/>
           <w:lang w:eastAsia="en-US"/>
         </w:rPr>
-        <w:t xml:space="preserve">Zuzana </w:t>
-      </w:r>
-      <w:proofErr w:type="spellStart"/>
-      <w:r>
-        <w:rPr>
-          <w:rFonts w:eastAsia="Calibri"/>
-          <w:sz w:val="18"/>
-          <w:szCs w:val="18"/>
-          <w:lang w:eastAsia="en-US"/>
-        </w:rPr>
-        <w:t>Kochlicová</w:t>
-      </w:r>
-      <w:proofErr w:type="spellEnd"/>
+        <w:t>Zuzana Kochlicová</w:t>
+      </w:r>
     </w:p>
     <w:p>
       <w:pPr>
@@ -9961,33 +9630,7 @@
           <w:szCs w:val="18"/>
           <w:lang w:eastAsia="en-US"/>
         </w:rPr>
-        <w:t xml:space="preserve"> zákona č. 283/2002 </w:t>
-      </w:r>
-      <w:proofErr w:type="spellStart"/>
-      <w:r>
-        <w:rPr>
-          <w:rFonts w:eastAsia="Calibri"/>
-          <w:bCs/>
-          <w:spacing w:val="-5"/>
-          <w:w w:val="86"/>
-          <w:sz w:val="18"/>
-          <w:szCs w:val="18"/>
-          <w:lang w:eastAsia="en-US"/>
-        </w:rPr>
-        <w:t>Z.z</w:t>
-      </w:r>
-      <w:proofErr w:type="spellEnd"/>
-      <w:r>
-        <w:rPr>
-          <w:rFonts w:eastAsia="Calibri"/>
-          <w:bCs/>
-          <w:spacing w:val="-5"/>
-          <w:w w:val="86"/>
-          <w:sz w:val="18"/>
-          <w:szCs w:val="18"/>
-          <w:lang w:eastAsia="en-US"/>
-        </w:rPr>
-        <w:t xml:space="preserve">., </w:t>
+        <w:t xml:space="preserve"> zákona č. 283/2002 Z.z., </w:t>
       </w:r>
       <w:r>
         <w:rPr>
@@ -10180,102 +9823,64 @@
           <w:szCs w:val="18"/>
           <w:lang w:eastAsia="en-US"/>
         </w:rPr>
-        <w:t>Paed</w:t>
-      </w:r>
-      <w:r>
-        <w:rPr>
-          <w:rFonts w:eastAsia="Calibri"/>
-          <w:bCs/>
-          <w:spacing w:val="-5"/>
-          <w:w w:val="86"/>
-          <w:sz w:val="18"/>
-          <w:szCs w:val="18"/>
-          <w:lang w:eastAsia="en-US"/>
-        </w:rPr>
-        <w:t>Dr</w:t>
-      </w:r>
-      <w:r>
-        <w:rPr>
-          <w:rFonts w:eastAsia="Calibri"/>
-          <w:bCs/>
-          <w:spacing w:val="-5"/>
-          <w:w w:val="86"/>
-          <w:sz w:val="18"/>
-          <w:szCs w:val="18"/>
-          <w:lang w:eastAsia="en-US"/>
-        </w:rPr>
-        <w:t xml:space="preserve">. </w:t>
-      </w:r>
-      <w:r>
-        <w:rPr>
-          <w:rFonts w:eastAsia="Calibri"/>
-          <w:bCs/>
-          <w:spacing w:val="-5"/>
-          <w:w w:val="86"/>
-          <w:sz w:val="18"/>
-          <w:szCs w:val="18"/>
-          <w:lang w:eastAsia="en-US"/>
-        </w:rPr>
-        <w:t xml:space="preserve">Dáša </w:t>
-      </w:r>
-      <w:proofErr w:type="spellStart"/>
-      <w:r>
-        <w:rPr>
-          <w:rFonts w:eastAsia="Calibri"/>
-          <w:bCs/>
-          <w:spacing w:val="-5"/>
-          <w:w w:val="86"/>
-          <w:sz w:val="18"/>
-          <w:szCs w:val="18"/>
-          <w:lang w:eastAsia="en-US"/>
-        </w:rPr>
-        <w:t>Kur</w:t>
-      </w:r>
-      <w:r>
-        <w:rPr>
-          <w:rFonts w:eastAsia="Calibri"/>
-          <w:bCs/>
-          <w:spacing w:val="-5"/>
-          <w:w w:val="86"/>
-          <w:sz w:val="18"/>
-          <w:szCs w:val="18"/>
-          <w:lang w:eastAsia="en-US"/>
-        </w:rPr>
-        <w:t>j</w:t>
-      </w:r>
-      <w:r>
-        <w:rPr>
-          <w:rFonts w:eastAsia="Calibri"/>
-          <w:bCs/>
-          <w:spacing w:val="-5"/>
-          <w:w w:val="86"/>
-          <w:sz w:val="18"/>
-          <w:szCs w:val="18"/>
-          <w:lang w:eastAsia="en-US"/>
-        </w:rPr>
-        <w:t>atková</w:t>
-      </w:r>
-      <w:proofErr w:type="spellEnd"/>
-      <w:r>
-        <w:rPr>
-          <w:rFonts w:eastAsia="Calibri"/>
-          <w:bCs/>
-          <w:spacing w:val="-5"/>
-          <w:w w:val="86"/>
-          <w:sz w:val="18"/>
-          <w:szCs w:val="18"/>
-          <w:lang w:eastAsia="en-US"/>
-        </w:rPr>
-        <w:t xml:space="preserve"> </w:t>
-      </w:r>
-      <w:r>
-        <w:rPr>
-          <w:rFonts w:eastAsia="Calibri"/>
-          <w:sz w:val="18"/>
-          <w:szCs w:val="18"/>
-          <w:lang w:eastAsia="en-US"/>
-        </w:rPr>
-        <w:t xml:space="preserve"> ..........................................</w:t>
+        <w:t>{{podpis_</w:t>
+      </w:r>
+      <w:r>
+        <w:rPr>
+          <w:rFonts w:eastAsia="Calibri"/>
+          <w:bCs/>
+          <w:spacing w:val="-5"/>
+          <w:w w:val="86"/>
+          <w:sz w:val="18"/>
+          <w:szCs w:val="18"/>
+          <w:lang w:eastAsia="en-US"/>
+        </w:rPr>
+        <w:t>1</w:t>
+      </w:r>
+      <w:r>
+        <w:rPr>
+          <w:rFonts w:eastAsia="Calibri"/>
+          <w:bCs/>
+          <w:spacing w:val="-5"/>
+          <w:w w:val="86"/>
+          <w:sz w:val="18"/>
+          <w:szCs w:val="18"/>
+          <w:lang w:eastAsia="en-US"/>
+        </w:rPr>
+        <w:t>a</w:t>
+      </w:r>
+      <w:r>
+        <w:rPr>
+          <w:rFonts w:eastAsia="Calibri"/>
+          <w:bCs/>
+          <w:spacing w:val="-5"/>
+          <w:w w:val="86"/>
+          <w:sz w:val="18"/>
+          <w:szCs w:val="18"/>
+          <w:lang w:eastAsia="en-US"/>
+        </w:rPr>
+        <w:t>}}</w:t>
+      </w:r>
+      <w:r>
+        <w:rPr>
+          <w:rFonts w:eastAsia="Calibri"/>
+          <w:bCs/>
+          <w:spacing w:val="-5"/>
+          <w:w w:val="86"/>
+          <w:sz w:val="18"/>
+          <w:szCs w:val="18"/>
+          <w:lang w:eastAsia="en-US"/>
+        </w:rPr>
+        <w:t>{{podpis_3}}</w:t>
+      </w:r>
+      <w:r>
+        <w:rPr>
+          <w:rFonts w:eastAsia="Calibri"/>
+          <w:sz w:val="18"/>
+          <w:szCs w:val="18"/>
+          <w:lang w:eastAsia="en-US"/>
+        </w:rPr>
+        <w:t>..........................................</w:t>
       </w:r>
     </w:p>
     <w:p>
@@ -10600,27 +10205,39 @@
       <w:r>
         <w:rPr>
           <w:rFonts w:eastAsia="Calibri"/>
-          <w:spacing w:val="-7"/>
-          <w:w w:val="98"/>
-          <w:sz w:val="18"/>
-          <w:szCs w:val="18"/>
-          <w:lang w:eastAsia="en-US"/>
-        </w:rPr>
-        <w:t xml:space="preserve">JUDr. Juraj </w:t>
-      </w:r>
-      <w:proofErr w:type="spellStart"/>
-      <w:r>
-        <w:rPr>
-          <w:rFonts w:eastAsia="Calibri"/>
-          <w:spacing w:val="-7"/>
-          <w:w w:val="98"/>
-          <w:sz w:val="18"/>
-          <w:szCs w:val="18"/>
-          <w:lang w:eastAsia="en-US"/>
-        </w:rPr>
-        <w:t>Džmura</w:t>
-      </w:r>
-      <w:proofErr w:type="spellEnd"/>
+          <w:sz w:val="18"/>
+          <w:szCs w:val="18"/>
+          <w:lang w:eastAsia="en-US"/>
+        </w:rPr>
+        <w:t>{{podpis_1b}}</w:t>
+      </w:r>
+      <w:r>
+        <w:rPr>
+          <w:rFonts w:eastAsia="Calibri"/>
+          <w:sz w:val="18"/>
+          <w:szCs w:val="18"/>
+          <w:lang w:eastAsia="en-US"/>
+        </w:rPr>
+        <w:t>{{podpis_</w:t>
+      </w:r>
+      <w:r>
+        <w:rPr>
+          <w:rFonts w:eastAsia="Calibri"/>
+          <w:sz w:val="18"/>
+          <w:szCs w:val="18"/>
+          <w:lang w:eastAsia="en-US"/>
+        </w:rPr>
+        <w:t>2</w:t>
+      </w:r>
+      <w:r>
+        <w:rPr>
+          <w:rFonts w:eastAsia="Calibri"/>
+          <w:sz w:val="18"/>
+          <w:szCs w:val="18"/>
+          <w:lang w:eastAsia="en-US"/>
+        </w:rPr>
+        <w:t>}}</w:t>
+      </w:r>
     </w:p>
     <w:p>
       <w:pPr>
@@ -11258,29 +10875,7 @@
           <w:szCs w:val="16"/>
           <w:lang w:eastAsia="en-US"/>
         </w:rPr>
-        <w:t>*</w:t>
-      </w:r>
-      <w:proofErr w:type="spellStart"/>
-      <w:r>
-        <w:rPr>
-          <w:rFonts w:eastAsia="Calibri"/>
-          <w:i/>
-          <w:sz w:val="16"/>
-          <w:szCs w:val="16"/>
-          <w:lang w:eastAsia="en-US"/>
-        </w:rPr>
-        <w:t>nehodiace</w:t>
-      </w:r>
-      <w:proofErr w:type="spellEnd"/>
-      <w:r>
-        <w:rPr>
-          <w:rFonts w:eastAsia="Calibri"/>
-          <w:i/>
-          <w:sz w:val="16"/>
-          <w:szCs w:val="16"/>
-          <w:lang w:eastAsia="en-US"/>
-        </w:rPr>
-        <w:t xml:space="preserve"> sa preškrtnite</w:t>
+        <w:t>*nehodiace sa preškrtnite</w:t>
       </w:r>
       <w:r>
         <w:rPr>
@@ -11678,16 +11273,16 @@
       </w:pPr>
     </w:lvl>
   </w:abstractNum>
-  <w:num w:numId="1" w16cid:durableId="1973754434">
+  <w:num w:numId="1" w16cid:durableId="794446052">
     <w:abstractNumId w:val="0"/>
   </w:num>
-  <w:num w:numId="2" w16cid:durableId="199824532">
+  <w:num w:numId="2" w16cid:durableId="362099821">
     <w:abstractNumId w:val="1"/>
   </w:num>
-  <w:num w:numId="3" w16cid:durableId="154297290">
+  <w:num w:numId="3" w16cid:durableId="832792013">
     <w:abstractNumId w:val="3"/>
   </w:num>
-  <w:num w:numId="4" w16cid:durableId="725765495">
+  <w:num w:numId="4" w16cid:durableId="874272680">
     <w:abstractNumId w:val="2"/>
   </w:num>
 </w:numbering>

--- a/data/cp.docx
+++ b/data/cp.docx
@@ -86,7 +86,7 @@
       </w:r>
       <w:r>
         <w:rPr>
-          <w:rFonts w:eastAsia="Calibri"/>
+          <w:rFonts w:ascii="Times New Roman" w:eastAsia="Calibri" w:hAnsi="Times New Roman" w:cs="Times New Roman"/>
           <w:w w:val="96"/>
           <w:sz w:val="18"/>
           <w:szCs w:val="18"/>
@@ -96,7 +96,7 @@
       <w:proofErr w:type="spellStart"/>
       <w:r>
         <w:rPr>
-          <w:rFonts w:eastAsia="Calibri"/>
+          <w:rFonts w:ascii="Times New Roman" w:eastAsia="Calibri" w:hAnsi="Times New Roman" w:cs="Times New Roman"/>
           <w:w w:val="96"/>
           <w:sz w:val="18"/>
           <w:szCs w:val="18"/>
@@ -106,7 +106,7 @@
       <w:proofErr w:type="spellEnd"/>
       <w:r>
         <w:rPr>
-          <w:rFonts w:eastAsia="Calibri"/>
+          <w:rFonts w:ascii="Times New Roman" w:eastAsia="Calibri" w:hAnsi="Times New Roman" w:cs="Times New Roman"/>
           <w:w w:val="96"/>
           <w:sz w:val="18"/>
           <w:szCs w:val="18"/>
@@ -115,7 +115,7 @@
       </w:r>
       <w:r>
         <w:rPr>
-          <w:rFonts w:eastAsia="Calibri"/>
+          <w:rFonts w:ascii="Times New Roman" w:eastAsia="Calibri" w:hAnsi="Times New Roman" w:cs="Times New Roman"/>
           <w:w w:val="96"/>
           <w:sz w:val="18"/>
           <w:szCs w:val="18"/>
@@ -124,7 +124,7 @@
       </w:r>
       <w:r>
         <w:rPr>
-          <w:rFonts w:eastAsia="Calibri"/>
+          <w:rFonts w:ascii="Times New Roman" w:eastAsia="Calibri" w:hAnsi="Times New Roman" w:cs="Times New Roman"/>
           <w:w w:val="96"/>
           <w:sz w:val="18"/>
           <w:szCs w:val="18"/>
@@ -133,7 +133,7 @@
       </w:r>
       <w:r>
         <w:rPr>
-          <w:rFonts w:eastAsia="Calibri"/>
+          <w:rFonts w:ascii="Times New Roman" w:eastAsia="Calibri" w:hAnsi="Times New Roman" w:cs="Times New Roman"/>
           <w:w w:val="96"/>
           <w:sz w:val="18"/>
           <w:szCs w:val="18"/>
@@ -142,7 +142,7 @@
       </w:r>
       <w:r>
         <w:rPr>
-          <w:rFonts w:eastAsia="Calibri"/>
+          <w:rFonts w:ascii="Times New Roman" w:eastAsia="Calibri" w:hAnsi="Times New Roman" w:cs="Times New Roman"/>
           <w:w w:val="96"/>
           <w:sz w:val="18"/>
           <w:szCs w:val="18"/>
@@ -151,7 +151,7 @@
       </w:r>
       <w:r>
         <w:rPr>
-          <w:rFonts w:eastAsia="Calibri"/>
+          <w:rFonts w:ascii="Times New Roman" w:eastAsia="Calibri" w:hAnsi="Times New Roman" w:cs="Times New Roman"/>
           <w:w w:val="96"/>
           <w:sz w:val="18"/>
           <w:szCs w:val="18"/>
@@ -272,13 +272,17 @@
             <w:pPr>
               <w:spacing w:after="0" w:line="360" w:lineRule="auto"/>
               <w:rPr>
-                <w:rFonts w:ascii="Calibri" w:eastAsia="Calibri" w:hAnsi="Calibri" w:cs="Times New Roman"/>
+                <w:rFonts w:ascii="Times New Roman" w:eastAsia="Calibri" w:hAnsi="Times New Roman" w:cs="Times New Roman"/>
+                <w:sz w:val="20"/>
+                <w:szCs w:val="20"/>
               </w:rPr>
             </w:pPr>
             <w:r>
               <w:rPr>
-                <w:rFonts w:eastAsia="Calibri"/>
+                <w:rFonts w:ascii="Times New Roman" w:eastAsia="Calibri" w:hAnsi="Times New Roman" w:cs="Times New Roman"/>
                 <w:b/>
+                <w:sz w:val="20"/>
+                <w:szCs w:val="20"/>
               </w:rPr>
               <w:t>{{meno}}, {{OEC}}</w:t>
             </w:r>
@@ -336,7 +340,7 @@
             <w:pPr>
               <w:spacing w:line="360" w:lineRule="auto"/>
               <w:rPr>
-                <w:rFonts w:ascii="Calibri" w:eastAsia="Calibri" w:hAnsi="Calibri" w:cs="Times New Roman"/>
+                <w:rFonts w:ascii="Times New Roman" w:eastAsia="Calibri" w:hAnsi="Times New Roman" w:cs="Times New Roman"/>
                 <w:sz w:val="18"/>
                 <w:szCs w:val="18"/>
               </w:rPr>
@@ -403,7 +407,7 @@
             <w:pPr>
               <w:spacing w:line="360" w:lineRule="auto"/>
               <w:rPr>
-                <w:rFonts w:ascii="Calibri" w:eastAsia="Calibri" w:hAnsi="Calibri" w:cs="Times New Roman"/>
+                <w:rFonts w:ascii="Times New Roman" w:eastAsia="Calibri" w:hAnsi="Times New Roman" w:cs="Times New Roman"/>
                 <w:sz w:val="18"/>
                 <w:szCs w:val="18"/>
               </w:rPr>
@@ -479,16 +483,7 @@
                 <w:sz w:val="18"/>
                 <w:szCs w:val="18"/>
               </w:rPr>
-              <w:t xml:space="preserve"> </w:t>
-            </w:r>
-            <w:r>
-              <w:rPr>
-                <w:rFonts w:eastAsia="Calibri"/>
-                <w:w w:val="91"/>
-                <w:sz w:val="18"/>
-                <w:szCs w:val="18"/>
-              </w:rPr>
-              <w:t>{{adresa}}</w:t>
+              <w:t xml:space="preserve"> {{adresa}}</w:t>
             </w:r>
           </w:p>
         </w:tc>
@@ -584,7 +579,7 @@
             </w:pPr>
             <w:r>
               <w:rPr>
-                <w:rFonts w:eastAsia="Calibri"/>
+                <w:rFonts w:ascii="Times New Roman" w:eastAsia="Calibri" w:hAnsi="Times New Roman" w:cs="Times New Roman"/>
                 <w:b/>
                 <w:spacing w:val="-7"/>
                 <w:w w:val="98"/>
@@ -596,7 +591,7 @@
             <w:proofErr w:type="spellStart"/>
             <w:r>
               <w:rPr>
-                <w:rFonts w:eastAsia="Calibri"/>
+                <w:rFonts w:ascii="Times New Roman" w:eastAsia="Calibri" w:hAnsi="Times New Roman" w:cs="Times New Roman"/>
                 <w:b/>
                 <w:spacing w:val="-7"/>
                 <w:w w:val="98"/>
@@ -608,7 +603,7 @@
             <w:proofErr w:type="spellEnd"/>
             <w:r>
               <w:rPr>
-                <w:rFonts w:eastAsia="Calibri"/>
+                <w:rFonts w:ascii="Times New Roman" w:eastAsia="Calibri" w:hAnsi="Times New Roman" w:cs="Times New Roman"/>
                 <w:b/>
                 <w:spacing w:val="-7"/>
                 <w:w w:val="98"/>
@@ -659,7 +654,7 @@
             </w:r>
             <w:r>
               <w:rPr>
-                <w:rFonts w:eastAsia="Calibri"/>
+                <w:rFonts w:ascii="Times New Roman" w:eastAsia="Calibri" w:hAnsi="Times New Roman" w:cs="Times New Roman"/>
                 <w:b/>
                 <w:bCs/>
                 <w:spacing w:val="-7"/>
@@ -714,7 +709,7 @@
             </w:pPr>
             <w:r>
               <w:rPr>
-                <w:rFonts w:eastAsia="Calibri"/>
+                <w:rFonts w:ascii="Times New Roman" w:eastAsia="Calibri" w:hAnsi="Times New Roman" w:cs="Times New Roman"/>
                 <w:b/>
                 <w:spacing w:val="-7"/>
                 <w:w w:val="98"/>
@@ -726,7 +721,7 @@
             <w:proofErr w:type="spellStart"/>
             <w:r>
               <w:rPr>
-                <w:rFonts w:eastAsia="Calibri"/>
+                <w:rFonts w:ascii="Times New Roman" w:eastAsia="Calibri" w:hAnsi="Times New Roman" w:cs="Times New Roman"/>
                 <w:b/>
                 <w:spacing w:val="-7"/>
                 <w:w w:val="98"/>
@@ -738,7 +733,7 @@
             <w:proofErr w:type="spellEnd"/>
             <w:r>
               <w:rPr>
-                <w:rFonts w:eastAsia="Calibri"/>
+                <w:rFonts w:ascii="Times New Roman" w:eastAsia="Calibri" w:hAnsi="Times New Roman" w:cs="Times New Roman"/>
                 <w:b/>
                 <w:spacing w:val="-7"/>
                 <w:w w:val="98"/>
@@ -870,7 +865,7 @@
             </w:pPr>
             <w:r>
               <w:rPr>
-                <w:rFonts w:eastAsia="Calibri"/>
+                <w:rFonts w:ascii="Times New Roman" w:eastAsia="Calibri" w:hAnsi="Times New Roman" w:cs="Times New Roman"/>
                 <w:b/>
                 <w:bCs/>
                 <w:spacing w:val="-7"/>
@@ -883,7 +878,7 @@
             <w:proofErr w:type="spellStart"/>
             <w:r>
               <w:rPr>
-                <w:rFonts w:eastAsia="Calibri"/>
+                <w:rFonts w:ascii="Times New Roman" w:eastAsia="Calibri" w:hAnsi="Times New Roman" w:cs="Times New Roman"/>
                 <w:b/>
                 <w:bCs/>
                 <w:spacing w:val="-7"/>
@@ -896,7 +891,7 @@
             <w:proofErr w:type="spellEnd"/>
             <w:r>
               <w:rPr>
-                <w:rFonts w:eastAsia="Calibri"/>
+                <w:rFonts w:ascii="Times New Roman" w:eastAsia="Calibri" w:hAnsi="Times New Roman" w:cs="Times New Roman"/>
                 <w:b/>
                 <w:bCs/>
                 <w:spacing w:val="-7"/>
@@ -1003,14 +998,14 @@
             <w:pPr>
               <w:spacing w:after="0" w:line="240" w:lineRule="auto"/>
               <w:rPr>
-                <w:rFonts w:ascii="Calibri" w:eastAsia="Calibri" w:hAnsi="Calibri" w:cs="Times New Roman"/>
+                <w:rFonts w:ascii="Times New Roman" w:eastAsia="Calibri" w:hAnsi="Times New Roman" w:cs="Times New Roman"/>
                 <w:sz w:val="20"/>
                 <w:szCs w:val="20"/>
               </w:rPr>
             </w:pPr>
             <w:r>
               <w:rPr>
-                <w:rFonts w:eastAsia="Calibri"/>
+                <w:rFonts w:ascii="Times New Roman" w:eastAsia="Calibri" w:hAnsi="Times New Roman" w:cs="Times New Roman"/>
                 <w:b/>
                 <w:bCs/>
                 <w:sz w:val="20"/>
@@ -1021,7 +1016,7 @@
             <w:proofErr w:type="spellStart"/>
             <w:r>
               <w:rPr>
-                <w:rFonts w:eastAsia="Calibri"/>
+                <w:rFonts w:ascii="Times New Roman" w:eastAsia="Calibri" w:hAnsi="Times New Roman" w:cs="Times New Roman"/>
                 <w:b/>
                 <w:bCs/>
                 <w:sz w:val="20"/>
@@ -1032,7 +1027,7 @@
             <w:proofErr w:type="spellEnd"/>
             <w:r>
               <w:rPr>
-                <w:rFonts w:eastAsia="Calibri"/>
+                <w:rFonts w:ascii="Times New Roman" w:eastAsia="Calibri" w:hAnsi="Times New Roman" w:cs="Times New Roman"/>
                 <w:b/>
                 <w:bCs/>
                 <w:sz w:val="20"/>
@@ -1050,7 +1045,7 @@
           <w:p>
             <w:pPr>
               <w:rPr>
-                <w:rFonts w:ascii="Calibri" w:eastAsia="Calibri" w:hAnsi="Calibri" w:cs="Times New Roman"/>
+                <w:rFonts w:ascii="Times New Roman" w:eastAsia="Calibri" w:hAnsi="Times New Roman" w:cs="Times New Roman"/>
               </w:rPr>
             </w:pPr>
           </w:p>
@@ -1136,7 +1131,7 @@
             <w:pPr>
               <w:spacing w:after="0" w:line="360" w:lineRule="auto"/>
               <w:rPr>
-                <w:rFonts w:ascii="Calibri" w:eastAsia="Calibri" w:hAnsi="Calibri" w:cs="Times New Roman"/>
+                <w:rFonts w:ascii="Times New Roman" w:eastAsia="Calibri" w:hAnsi="Times New Roman" w:cs="Times New Roman"/>
               </w:rPr>
             </w:pPr>
           </w:p>
@@ -1171,7 +1166,7 @@
             <w:pPr>
               <w:spacing w:after="0" w:line="360" w:lineRule="auto"/>
               <w:rPr>
-                <w:rFonts w:ascii="Calibri" w:eastAsia="Calibri" w:hAnsi="Calibri" w:cs="Times New Roman"/>
+                <w:rFonts w:ascii="Times New Roman" w:eastAsia="Calibri" w:hAnsi="Times New Roman" w:cs="Times New Roman"/>
               </w:rPr>
             </w:pPr>
             <w:r>
@@ -1255,7 +1250,7 @@
             <w:pPr>
               <w:spacing w:after="0" w:line="360" w:lineRule="auto"/>
               <w:rPr>
-                <w:rFonts w:ascii="Calibri" w:eastAsia="Calibri" w:hAnsi="Calibri" w:cs="Times New Roman"/>
+                <w:rFonts w:ascii="Times New Roman" w:eastAsia="Calibri" w:hAnsi="Times New Roman" w:cs="Times New Roman"/>
               </w:rPr>
             </w:pPr>
           </w:p>
@@ -1268,7 +1263,7 @@
             <w:pPr>
               <w:spacing w:after="0" w:line="240" w:lineRule="auto"/>
               <w:rPr>
-                <w:rFonts w:ascii="Calibri" w:eastAsia="Calibri" w:hAnsi="Calibri" w:cs="Times New Roman"/>
+                <w:rFonts w:ascii="Times New Roman" w:eastAsia="Calibri" w:hAnsi="Times New Roman" w:cs="Times New Roman"/>
               </w:rPr>
             </w:pPr>
             <w:r>
@@ -1304,7 +1299,7 @@
             </w:r>
             <w:r>
               <w:rPr>
-                <w:rFonts w:ascii="Calibri" w:eastAsia="Calibri" w:hAnsi="Calibri" w:cs="Times New Roman"/>
+                <w:rFonts w:ascii="Times New Roman" w:eastAsia="Calibri" w:hAnsi="Times New Roman" w:cs="Times New Roman"/>
               </w:rPr>
               <w:t xml:space="preserve"> </w:t>
             </w:r>
@@ -1325,7 +1320,7 @@
             <w:pPr>
               <w:spacing w:after="0" w:line="240" w:lineRule="auto"/>
               <w:rPr>
-                <w:rFonts w:eastAsia="Calibri"/>
+                <w:rFonts w:ascii="Times New Roman" w:eastAsia="Calibri" w:hAnsi="Times New Roman" w:cs="Times New Roman"/>
                 <w:spacing w:val="-7"/>
                 <w:w w:val="98"/>
                 <w:sz w:val="18"/>
@@ -1344,45 +1339,25 @@
             </w:r>
             <w:r>
               <w:rPr>
-                <w:rFonts w:eastAsia="Calibri"/>
+                <w:rFonts w:ascii="Times New Roman" w:eastAsia="Calibri" w:hAnsi="Times New Roman" w:cs="Times New Roman"/>
                 <w:spacing w:val="-7"/>
                 <w:w w:val="98"/>
                 <w:sz w:val="18"/>
                 <w:szCs w:val="18"/>
               </w:rPr>
-              <w:t>{{datum_1}}</w:t>
+              <w:t>{{datum_1}}                              {{podpis_1}}</w:t>
             </w:r>
+          </w:p>
+          <w:p>
+            <w:pPr>
+              <w:spacing w:after="0" w:line="360" w:lineRule="auto"/>
+              <w:rPr>
+                <w:rFonts w:ascii="Times New Roman" w:eastAsia="Calibri" w:hAnsi="Times New Roman" w:cs="Times New Roman"/>
+              </w:rPr>
+            </w:pPr>
             <w:r>
               <w:rPr>
-                <w:rFonts w:eastAsia="Calibri"/>
-                <w:spacing w:val="-7"/>
-                <w:w w:val="98"/>
-                <w:sz w:val="18"/>
-                <w:szCs w:val="18"/>
-              </w:rPr>
-              <w:t xml:space="preserve">                              </w:t>
-            </w:r>
-            <w:r>
-              <w:rPr>
-                <w:rFonts w:eastAsia="Calibri"/>
-                <w:spacing w:val="-7"/>
-                <w:w w:val="98"/>
-                <w:sz w:val="18"/>
-                <w:szCs w:val="18"/>
-              </w:rPr>
-              <w:t>{{podpis_1}}</w:t>
-            </w:r>
-          </w:p>
-          <w:p>
-            <w:pPr>
-              <w:spacing w:after="0" w:line="360" w:lineRule="auto"/>
-              <w:rPr>
-                <w:rFonts w:ascii="Calibri" w:eastAsia="Calibri" w:hAnsi="Calibri" w:cs="Times New Roman"/>
-              </w:rPr>
-            </w:pPr>
-            <w:r>
-              <w:rPr>
-                <w:rFonts w:eastAsia="Calibri"/>
+                <w:rFonts w:ascii="Times New Roman" w:eastAsia="Calibri" w:hAnsi="Times New Roman" w:cs="Times New Roman"/>
                 <w:spacing w:val="-7"/>
                 <w:w w:val="98"/>
                 <w:sz w:val="18"/>
@@ -1626,17 +1601,7 @@
           <w:sz w:val="18"/>
           <w:szCs w:val="18"/>
         </w:rPr>
-        <w:t xml:space="preserve"> </w:t>
-      </w:r>
-      <w:r>
-        <w:rPr>
-          <w:rFonts w:eastAsia="Calibri"/>
-          <w:spacing w:val="-7"/>
-          <w:w w:val="98"/>
-          <w:sz w:val="18"/>
-          <w:szCs w:val="18"/>
-        </w:rPr>
-        <w:t>{{datum_1}}</w:t>
+        <w:t xml:space="preserve"> {{datum_1}}</w:t>
       </w:r>
     </w:p>
     <w:p>
@@ -2207,29 +2172,7 @@
           <w:sz w:val="18"/>
           <w:szCs w:val="18"/>
         </w:rPr>
-        <w:t>súhlasím/</w:t>
-      </w:r>
-      <w:r>
-        <w:rPr>
-          <w:rFonts w:ascii="Times New Roman" w:eastAsia="Calibri" w:hAnsi="Times New Roman" w:cs="Times New Roman"/>
-          <w:b/>
-          <w:spacing w:val="-5"/>
-          <w:w w:val="86"/>
-          <w:sz w:val="18"/>
-          <w:szCs w:val="18"/>
-        </w:rPr>
-        <w:t>nesúhlasím</w:t>
-      </w:r>
-      <w:r>
-        <w:rPr>
-          <w:rFonts w:ascii="Times New Roman" w:eastAsia="Calibri" w:hAnsi="Times New Roman" w:cs="Times New Roman"/>
-          <w:b/>
-          <w:spacing w:val="-5"/>
-          <w:w w:val="86"/>
-          <w:sz w:val="18"/>
-          <w:szCs w:val="18"/>
-        </w:rPr>
-        <w:t>*</w:t>
+        <w:t>súhlasím/nesúhlasím*</w:t>
       </w:r>
       <w:r>
         <w:rPr>
@@ -2391,29 +2334,7 @@
           <w:sz w:val="18"/>
           <w:szCs w:val="18"/>
         </w:rPr>
-        <w:t>Finančné prostriedky budú refundované z .......................................</w:t>
-      </w:r>
-      <w:r>
-        <w:rPr>
-          <w:rFonts w:ascii="Times New Roman" w:eastAsia="Calibri" w:hAnsi="Times New Roman" w:cs="Times New Roman"/>
-          <w:bCs/>
-          <w:spacing w:val="-5"/>
-          <w:w w:val="86"/>
-          <w:sz w:val="18"/>
-          <w:szCs w:val="18"/>
-        </w:rPr>
-        <w:t>......</w:t>
-      </w:r>
-      <w:r>
-        <w:rPr>
-          <w:rFonts w:ascii="Times New Roman" w:eastAsia="Calibri" w:hAnsi="Times New Roman" w:cs="Times New Roman"/>
-          <w:bCs/>
-          <w:spacing w:val="-5"/>
-          <w:w w:val="86"/>
-          <w:sz w:val="18"/>
-          <w:szCs w:val="18"/>
-        </w:rPr>
-        <w:t>....................................,</w:t>
+        <w:t>Finančné prostriedky budú refundované z .................................................................................,</w:t>
       </w:r>
       <w:r>
         <w:rPr>
@@ -2603,7 +2524,7 @@
         </w:tabs>
         <w:ind w:left="0"/>
         <w:rPr>
-          <w:rFonts w:eastAsia="Calibri"/>
+          <w:rFonts w:ascii="Times New Roman" w:eastAsia="Calibri" w:hAnsi="Times New Roman" w:cs="Times New Roman"/>
           <w:sz w:val="18"/>
           <w:szCs w:val="18"/>
         </w:rPr>
@@ -2884,7 +2805,7 @@
       </w:r>
       <w:r>
         <w:rPr>
-          <w:rFonts w:eastAsia="Calibri"/>
+          <w:rFonts w:ascii="Times New Roman" w:eastAsia="Calibri" w:hAnsi="Times New Roman" w:cs="Times New Roman"/>
           <w:sz w:val="18"/>
           <w:szCs w:val="18"/>
         </w:rPr>
@@ -2938,25 +2859,14 @@
       </w:r>
       <w:r>
         <w:rPr>
-          <w:rFonts w:eastAsia="Calibri"/>
-          <w:bCs/>
-          <w:spacing w:val="-5"/>
-          <w:w w:val="86"/>
-          <w:sz w:val="18"/>
-          <w:szCs w:val="18"/>
-        </w:rPr>
-        <w:t>{{podpis_1a}}{{podpis_3}}</w:t>
-      </w:r>
-      <w:r>
-        <w:rPr>
-          <w:rFonts w:eastAsia="Calibri"/>
-          <w:bCs/>
-          <w:spacing w:val="-5"/>
-          <w:w w:val="86"/>
-          <w:sz w:val="18"/>
-          <w:szCs w:val="18"/>
-        </w:rPr>
-        <w:t xml:space="preserve"> </w:t>
+          <w:rFonts w:ascii="Times New Roman" w:eastAsia="Calibri" w:hAnsi="Times New Roman" w:cs="Times New Roman"/>
+          <w:bCs/>
+          <w:spacing w:val="-5"/>
+          <w:w w:val="86"/>
+          <w:sz w:val="18"/>
+          <w:szCs w:val="18"/>
+        </w:rPr>
+        <w:t xml:space="preserve">{{podpis_1a}}{{podpis_3}} </w:t>
       </w:r>
       <w:r>
         <w:rPr>
@@ -3145,7 +3055,7 @@
       </w:r>
       <w:r>
         <w:rPr>
-          <w:rFonts w:eastAsia="Calibri"/>
+          <w:rFonts w:ascii="Times New Roman" w:eastAsia="Calibri" w:hAnsi="Times New Roman" w:cs="Times New Roman"/>
           <w:sz w:val="18"/>
           <w:szCs w:val="18"/>
         </w:rPr>
@@ -3182,19 +3092,11 @@
       </w:r>
       <w:r>
         <w:rPr>
-          <w:rFonts w:eastAsia="Calibri"/>
-          <w:sz w:val="18"/>
-          <w:szCs w:val="18"/>
-        </w:rPr>
-        <w:t>{{podpis_1b}}{{podpis_2}}</w:t>
-      </w:r>
-      <w:r>
-        <w:rPr>
-          <w:rFonts w:eastAsia="Calibri"/>
-          <w:sz w:val="18"/>
-          <w:szCs w:val="18"/>
-        </w:rPr>
-        <w:t xml:space="preserve"> </w:t>
+          <w:rFonts w:ascii="Times New Roman" w:eastAsia="Calibri" w:hAnsi="Times New Roman" w:cs="Times New Roman"/>
+          <w:sz w:val="18"/>
+          <w:szCs w:val="18"/>
+        </w:rPr>
+        <w:t xml:space="preserve">{{podpis_1b}}{{podpis_2}} </w:t>
       </w:r>
       <w:r>
         <w:rPr>
@@ -3300,6 +3202,7 @@
           <w:sz w:val="24"/>
           <w:szCs w:val="24"/>
         </w:rPr>
+        <w:lastRenderedPageBreak/>
         <w:t>V</w:t>
       </w:r>
       <w:r>
@@ -4896,7 +4799,7 @@
             </w:pPr>
             <w:r>
               <w:rPr>
-                <w:rFonts w:eastAsia="Calibri"/>
+                <w:rFonts w:ascii="Times New Roman" w:eastAsia="Calibri" w:hAnsi="Times New Roman" w:cs="Times New Roman"/>
                 <w:sz w:val="14"/>
                 <w:szCs w:val="14"/>
               </w:rPr>
@@ -4931,7 +4834,7 @@
             </w:pPr>
             <w:r>
               <w:rPr>
-                <w:rFonts w:eastAsia="Calibri"/>
+                <w:rFonts w:ascii="Times New Roman" w:eastAsia="Calibri" w:hAnsi="Times New Roman" w:cs="Times New Roman"/>
                 <w:sz w:val="14"/>
                 <w:szCs w:val="14"/>
               </w:rPr>
@@ -4966,7 +4869,7 @@
             </w:pPr>
             <w:r>
               <w:rPr>
-                <w:rFonts w:eastAsia="Calibri"/>
+                <w:rFonts w:ascii="Times New Roman" w:eastAsia="Calibri" w:hAnsi="Times New Roman" w:cs="Times New Roman"/>
                 <w:sz w:val="14"/>
                 <w:szCs w:val="14"/>
               </w:rPr>
@@ -5551,6 +5454,7 @@
             </w:pPr>
             <w:r>
               <w:rPr>
+                <w:rFonts w:ascii="Times New Roman" w:hAnsi="Times New Roman" w:cs="Times New Roman"/>
                 <w:sz w:val="14"/>
                 <w:szCs w:val="14"/>
               </w:rPr>
@@ -5585,6 +5489,7 @@
             </w:pPr>
             <w:r>
               <w:rPr>
+                <w:rFonts w:ascii="Times New Roman" w:hAnsi="Times New Roman" w:cs="Times New Roman"/>
                 <w:sz w:val="14"/>
                 <w:szCs w:val="14"/>
               </w:rPr>
@@ -5619,6 +5524,7 @@
             </w:pPr>
             <w:r>
               <w:rPr>
+                <w:rFonts w:ascii="Times New Roman" w:hAnsi="Times New Roman" w:cs="Times New Roman"/>
                 <w:sz w:val="14"/>
                 <w:szCs w:val="14"/>
               </w:rPr>
@@ -6203,7 +6109,7 @@
             </w:pPr>
             <w:r>
               <w:rPr>
-                <w:rFonts w:eastAsia="Calibri"/>
+                <w:rFonts w:ascii="Times New Roman" w:eastAsia="Calibri" w:hAnsi="Times New Roman" w:cs="Times New Roman"/>
                 <w:sz w:val="16"/>
                 <w:szCs w:val="16"/>
               </w:rPr>
@@ -6238,7 +6144,7 @@
             </w:pPr>
             <w:r>
               <w:rPr>
-                <w:rFonts w:eastAsia="Calibri"/>
+                <w:rFonts w:ascii="Times New Roman" w:eastAsia="Calibri" w:hAnsi="Times New Roman" w:cs="Times New Roman"/>
                 <w:sz w:val="16"/>
                 <w:szCs w:val="16"/>
               </w:rPr>
@@ -6273,7 +6179,7 @@
             </w:pPr>
             <w:r>
               <w:rPr>
-                <w:rFonts w:eastAsia="Calibri"/>
+                <w:rFonts w:ascii="Times New Roman" w:eastAsia="Calibri" w:hAnsi="Times New Roman" w:cs="Times New Roman"/>
                 <w:sz w:val="16"/>
                 <w:szCs w:val="16"/>
               </w:rPr>
@@ -8754,29 +8660,7 @@
           <w:sz w:val="18"/>
           <w:szCs w:val="18"/>
         </w:rPr>
-        <w:t>€</w:t>
-      </w:r>
-      <w:r>
-        <w:rPr>
-          <w:rFonts w:ascii="Times New Roman" w:eastAsia="Calibri" w:hAnsi="Times New Roman" w:cs="Times New Roman"/>
-          <w:bCs/>
-          <w:spacing w:val="-5"/>
-          <w:w w:val="86"/>
-          <w:sz w:val="18"/>
-          <w:szCs w:val="18"/>
-        </w:rPr>
-        <w:t xml:space="preserve"> </w:t>
-      </w:r>
-      <w:r>
-        <w:rPr>
-          <w:rFonts w:ascii="Times New Roman" w:eastAsia="Calibri" w:hAnsi="Times New Roman" w:cs="Times New Roman"/>
-          <w:bCs/>
-          <w:spacing w:val="-5"/>
-          <w:w w:val="86"/>
-          <w:sz w:val="18"/>
-          <w:szCs w:val="18"/>
-        </w:rPr>
-        <w:t xml:space="preserve">budú odpísané z limitu finančných prostriedkov organizačného útvaru MV SR </w:t>
+        <w:t xml:space="preserve">€ budú odpísané z limitu finančných prostriedkov organizačného útvaru MV SR </w:t>
       </w:r>
       <w:r>
         <w:rPr>
@@ -9152,6 +9036,7 @@
       </w:pPr>
       <w:r>
         <w:rPr>
+          <w:rFonts w:ascii="Times New Roman" w:hAnsi="Times New Roman" w:cs="Times New Roman"/>
           <w:noProof/>
           <w:lang w:eastAsia="sk-SK"/>
         </w:rPr>
@@ -9632,6 +9517,7 @@
       </w:pPr>
       <w:r>
         <w:rPr>
+          <w:rFonts w:ascii="Times New Roman" w:hAnsi="Times New Roman" w:cs="Times New Roman"/>
           <w:noProof/>
           <w:lang w:eastAsia="sk-SK"/>
         </w:rPr>
@@ -9744,25 +9630,14 @@
       </w:r>
       <w:r>
         <w:rPr>
-          <w:rFonts w:eastAsia="Calibri"/>
-          <w:bCs/>
-          <w:spacing w:val="-5"/>
-          <w:w w:val="86"/>
-          <w:sz w:val="18"/>
-          <w:szCs w:val="18"/>
-        </w:rPr>
-        <w:t>{{podpis_1a}}{{podpis_3}}</w:t>
-      </w:r>
-      <w:r>
-        <w:rPr>
-          <w:rFonts w:eastAsia="Calibri"/>
-          <w:bCs/>
-          <w:spacing w:val="-5"/>
-          <w:w w:val="86"/>
-          <w:sz w:val="18"/>
-          <w:szCs w:val="18"/>
-        </w:rPr>
-        <w:t xml:space="preserve"> </w:t>
+          <w:rFonts w:ascii="Times New Roman" w:eastAsia="Calibri" w:hAnsi="Times New Roman" w:cs="Times New Roman"/>
+          <w:bCs/>
+          <w:spacing w:val="-5"/>
+          <w:w w:val="86"/>
+          <w:sz w:val="18"/>
+          <w:szCs w:val="18"/>
+        </w:rPr>
+        <w:t xml:space="preserve">{{podpis_1a}}{{podpis_3}} </w:t>
       </w:r>
       <w:r>
         <w:rPr>
@@ -9886,29 +9761,7 @@
           <w:sz w:val="18"/>
           <w:szCs w:val="18"/>
         </w:rPr>
-        <w:t>súhlasím/</w:t>
-      </w:r>
-      <w:r>
-        <w:rPr>
-          <w:rFonts w:ascii="Times New Roman" w:eastAsia="Calibri" w:hAnsi="Times New Roman" w:cs="Times New Roman"/>
-          <w:b/>
-          <w:spacing w:val="-5"/>
-          <w:w w:val="86"/>
-          <w:sz w:val="18"/>
-          <w:szCs w:val="18"/>
-        </w:rPr>
-        <w:t>nesúhlasím</w:t>
-      </w:r>
-      <w:r>
-        <w:rPr>
-          <w:rFonts w:ascii="Times New Roman" w:eastAsia="Calibri" w:hAnsi="Times New Roman" w:cs="Times New Roman"/>
-          <w:b/>
-          <w:spacing w:val="-5"/>
-          <w:w w:val="86"/>
-          <w:sz w:val="18"/>
-          <w:szCs w:val="18"/>
-        </w:rPr>
-        <w:t>*</w:t>
+        <w:t>súhlasím/nesúhlasím*</w:t>
       </w:r>
       <w:r>
         <w:rPr>
@@ -9981,19 +9834,11 @@
       </w:r>
       <w:r>
         <w:rPr>
-          <w:rFonts w:eastAsia="Calibri"/>
-          <w:sz w:val="18"/>
-          <w:szCs w:val="18"/>
-        </w:rPr>
-        <w:t>{{podpis_1b}}{{podpis_2}}</w:t>
-      </w:r>
-      <w:r>
-        <w:rPr>
-          <w:rFonts w:eastAsia="Calibri"/>
-          <w:sz w:val="18"/>
-          <w:szCs w:val="18"/>
-        </w:rPr>
-        <w:t xml:space="preserve"> </w:t>
+          <w:rFonts w:ascii="Times New Roman" w:eastAsia="Calibri" w:hAnsi="Times New Roman" w:cs="Times New Roman"/>
+          <w:sz w:val="18"/>
+          <w:szCs w:val="18"/>
+        </w:rPr>
+        <w:t xml:space="preserve">{{podpis_1b}}{{podpis_2}} </w:t>
       </w:r>
       <w:r>
         <w:rPr>
@@ -10608,7 +10453,7 @@
     </w:p>
     <w:sectPr>
       <w:pgSz w:w="11906" w:h="16838"/>
-      <w:pgMar w:top="720" w:right="720" w:bottom="720" w:left="720" w:header="708" w:footer="708" w:gutter="0"/>
+      <w:pgMar w:top="624" w:right="720" w:bottom="624" w:left="720" w:header="709" w:footer="709" w:gutter="0"/>
       <w:cols w:space="708"/>
       <w:docGrid w:linePitch="360"/>
     </w:sectPr>
@@ -12300,23 +12145,6 @@
 </file>
 
 <file path=customXml/item1.xml><?xml version="1.0" encoding="utf-8"?>
-<p:properties xmlns:p="http://schemas.microsoft.com/office/2006/metadata/properties" xmlns:xsi="http://www.w3.org/2001/XMLSchema-instance" xmlns:pc="http://schemas.microsoft.com/office/infopath/2007/PartnerControls">
-  <documentManagement>
-    <Typ_x0020_predpisu xmlns="a447e3ff-5d52-476e-adfe-17c1c1c3d5b9" xsi:nil="true"/>
-  </documentManagement>
-</p:properties>
-</file>
-
-<file path=customXml/item2.xml><?xml version="1.0" encoding="utf-8"?>
-<?mso-contentType ?>
-<FormTemplates xmlns="http://schemas.microsoft.com/sharepoint/v3/contenttype/forms">
-  <Display>DocumentLibraryForm</Display>
-  <Edit>DocumentLibraryForm</Edit>
-  <New>DocumentLibraryForm</New>
-</FormTemplates>
-</file>
-
-<file path=customXml/item3.xml><?xml version="1.0" encoding="utf-8"?>
 <ct:contentTypeSchema xmlns:ct="http://schemas.microsoft.com/office/2006/metadata/contentType" xmlns:ma="http://schemas.microsoft.com/office/2006/metadata/properties/metaAttributes" ct:_="" ma:_="" ma:contentTypeName="Dokument" ma:contentTypeID="0x010100C2C41F480C3DA948AFE311DCC29B7C97" ma:contentTypeVersion="3" ma:contentTypeDescription="Umožňuje vytvoriť nový dokument." ma:contentTypeScope="" ma:versionID="29d15ef204402fc1de732ee40b4a71a6">
   <xsd:schema xmlns:xsd="http://www.w3.org/2001/XMLSchema" xmlns:xs="http://www.w3.org/2001/XMLSchema" xmlns:p="http://schemas.microsoft.com/office/2006/metadata/properties" xmlns:ns2="a447e3ff-5d52-476e-adfe-17c1c1c3d5b9" xmlns:ns3="7d7cdc55-6ebe-4ecb-a43c-ecb324da520f" targetNamespace="http://schemas.microsoft.com/office/2006/metadata/properties" ma:root="true" ma:fieldsID="9746969f80986966f0e32ed41c271fff" ns2:_="" ns3:_="">
     <xsd:import namespace="a447e3ff-5d52-476e-adfe-17c1c1c3d5b9"/>
@@ -12482,25 +12310,24 @@
 </ct:contentTypeSchema>
 </file>
 
-<file path=customXml/itemProps1.xml><?xml version="1.0" encoding="utf-8"?>
-<ds:datastoreItem xmlns:ds="http://schemas.openxmlformats.org/officeDocument/2006/customXml" ds:itemID="{2FA1124D-F71D-422C-AA38-203ABBFEA1C3}">
-  <ds:schemaRefs>
-    <ds:schemaRef ds:uri="http://schemas.microsoft.com/office/2006/metadata/properties"/>
-    <ds:schemaRef ds:uri="http://schemas.microsoft.com/office/infopath/2007/PartnerControls"/>
-    <ds:schemaRef ds:uri="a447e3ff-5d52-476e-adfe-17c1c1c3d5b9"/>
-  </ds:schemaRefs>
-</ds:datastoreItem>
+<file path=customXml/item2.xml><?xml version="1.0" encoding="utf-8"?>
+<?mso-contentType ?>
+<FormTemplates xmlns="http://schemas.microsoft.com/sharepoint/v3/contenttype/forms">
+  <Display>DocumentLibraryForm</Display>
+  <Edit>DocumentLibraryForm</Edit>
+  <New>DocumentLibraryForm</New>
+</FormTemplates>
 </file>
 
-<file path=customXml/itemProps2.xml><?xml version="1.0" encoding="utf-8"?>
-<ds:datastoreItem xmlns:ds="http://schemas.openxmlformats.org/officeDocument/2006/customXml" ds:itemID="{26075B3B-AADA-46FB-86D3-0486CDF733F7}">
-  <ds:schemaRefs>
-    <ds:schemaRef ds:uri="http://schemas.microsoft.com/sharepoint/v3/contenttype/forms"/>
-  </ds:schemaRefs>
-</ds:datastoreItem>
+<file path=customXml/item3.xml><?xml version="1.0" encoding="utf-8"?>
+<p:properties xmlns:p="http://schemas.microsoft.com/office/2006/metadata/properties" xmlns:xsi="http://www.w3.org/2001/XMLSchema-instance" xmlns:pc="http://schemas.microsoft.com/office/infopath/2007/PartnerControls">
+  <documentManagement>
+    <Typ_x0020_predpisu xmlns="a447e3ff-5d52-476e-adfe-17c1c1c3d5b9" xsi:nil="true"/>
+  </documentManagement>
+</p:properties>
 </file>
 
-<file path=customXml/itemProps3.xml><?xml version="1.0" encoding="utf-8"?>
+<file path=customXml/itemProps1.xml><?xml version="1.0" encoding="utf-8"?>
 <ds:datastoreItem xmlns:ds="http://schemas.openxmlformats.org/officeDocument/2006/customXml" ds:itemID="{42A1F187-9536-4151-B0AE-AB3CCD65CF95}">
   <ds:schemaRefs>
     <ds:schemaRef ds:uri="http://schemas.microsoft.com/office/2006/metadata/contentType"/>
@@ -12517,4 +12344,22 @@
     <ds:schemaRef ds:uri="http://schemas.microsoft.com/internal/obd"/>
   </ds:schemaRefs>
 </ds:datastoreItem>
+</file>
+
+<file path=customXml/itemProps2.xml><?xml version="1.0" encoding="utf-8"?>
+<ds:datastoreItem xmlns:ds="http://schemas.openxmlformats.org/officeDocument/2006/customXml" ds:itemID="{26075B3B-AADA-46FB-86D3-0486CDF733F7}">
+  <ds:schemaRefs>
+    <ds:schemaRef ds:uri="http://schemas.microsoft.com/sharepoint/v3/contenttype/forms"/>
+  </ds:schemaRefs>
+</ds:datastoreItem>
+</file>
+
+<file path=customXml/itemProps3.xml><?xml version="1.0" encoding="utf-8"?>
+<ds:datastoreItem xmlns:ds="http://schemas.openxmlformats.org/officeDocument/2006/customXml" ds:itemID="{2FA1124D-F71D-422C-AA38-203ABBFEA1C3}">
+  <ds:schemaRefs>
+    <ds:schemaRef ds:uri="http://schemas.microsoft.com/office/2006/metadata/properties"/>
+    <ds:schemaRef ds:uri="http://schemas.microsoft.com/office/infopath/2007/PartnerControls"/>
+    <ds:schemaRef ds:uri="a447e3ff-5d52-476e-adfe-17c1c1c3d5b9"/>
+  </ds:schemaRefs>
+</ds:datastoreItem>
 </file>
--- a/data/cp.docx
+++ b/data/cp.docx
@@ -146,27 +146,8 @@
           <w:w w:val="96"/>
           <w:sz w:val="18"/>
           <w:szCs w:val="18"/>
-        </w:rPr>
-        <w:tab/>
-      </w:r>
-      <w:r>
-        <w:rPr>
-          <w:rFonts w:ascii="Times New Roman" w:eastAsia="Calibri" w:hAnsi="Times New Roman" w:cs="Times New Roman"/>
-          <w:w w:val="96"/>
-          <w:sz w:val="18"/>
-          <w:szCs w:val="18"/>
-        </w:rPr>
-        <w:tab/>
-      </w:r>
-      <w:r>
-        <w:rPr>
-          <w:rFonts w:ascii="Times New Roman" w:eastAsia="Calibri" w:hAnsi="Times New Roman" w:cs="Times New Roman"/>
-          <w:w w:val="96"/>
-          <w:sz w:val="18"/>
-          <w:szCs w:val="18"/>
           <w:lang w:val="es-ES"/>
         </w:rPr>
-        <w:tab/>
         <w:t xml:space="preserve">      Podpis účtovateľa:............................................</w:t>
       </w:r>
     </w:p>
@@ -572,6 +553,8 @@
             <w:pPr>
               <w:rPr>
                 <w:rFonts w:ascii="Times New Roman" w:eastAsia="Calibri" w:hAnsi="Times New Roman" w:cs="Times New Roman"/>
+                <w:b/>
+                <w:bCs/>
                 <w:w w:val="84"/>
                 <w:sz w:val="18"/>
                 <w:szCs w:val="18"/>
@@ -621,38 +604,18 @@
               </w:rPr>
               <w:t xml:space="preserve"> </w:t>
             </w:r>
-          </w:p>
-          <w:p>
-            <w:pPr>
-              <w:rPr>
-                <w:rFonts w:ascii="Times New Roman" w:eastAsia="Calibri" w:hAnsi="Times New Roman" w:cs="Times New Roman"/>
-                <w:spacing w:val="-7"/>
-                <w:w w:val="98"/>
-                <w:sz w:val="18"/>
-                <w:szCs w:val="18"/>
-              </w:rPr>
-            </w:pPr>
-            <w:r>
-              <w:rPr>
-                <w:rFonts w:ascii="Times New Roman" w:eastAsia="Calibri" w:hAnsi="Times New Roman" w:cs="Times New Roman"/>
-                <w:spacing w:val="-7"/>
-                <w:w w:val="98"/>
-                <w:sz w:val="18"/>
-                <w:szCs w:val="18"/>
-              </w:rPr>
-              <w:t>Miesto plnenia služobných/pracovných úloh:</w:t>
-            </w:r>
-            <w:r>
-              <w:rPr>
-                <w:rFonts w:ascii="Times New Roman" w:eastAsia="Calibri" w:hAnsi="Times New Roman" w:cs="Times New Roman"/>
-                <w:spacing w:val="-7"/>
-                <w:w w:val="98"/>
-                <w:sz w:val="18"/>
-                <w:szCs w:val="18"/>
-              </w:rPr>
-              <w:t xml:space="preserve"> </w:t>
-            </w:r>
-            <w:r>
+            <w:r>
+              <w:rPr>
+                <w:rFonts w:ascii="Times New Roman" w:eastAsia="Calibri" w:hAnsi="Times New Roman" w:cs="Times New Roman"/>
+                <w:w w:val="84"/>
+                <w:sz w:val="18"/>
+                <w:szCs w:val="18"/>
+              </w:rPr>
+              <w:t xml:space="preserve">o </w:t>
+            </w:r>
+          </w:p>
+          <w:p>
+            <w:pPr>
               <w:rPr>
                 <w:rFonts w:ascii="Times New Roman" w:eastAsia="Calibri" w:hAnsi="Times New Roman" w:cs="Times New Roman"/>
                 <w:b/>
@@ -662,23 +625,8 @@
                 <w:sz w:val="18"/>
                 <w:szCs w:val="18"/>
               </w:rPr>
-              <w:t>{{miesto}}</w:t>
-            </w:r>
-          </w:p>
-          <w:p>
-            <w:pPr>
-              <w:spacing w:after="0" w:line="240" w:lineRule="auto"/>
-              <w:rPr>
-                <w:rFonts w:ascii="Times New Roman" w:eastAsia="Calibri" w:hAnsi="Times New Roman" w:cs="Times New Roman"/>
-                <w:w w:val="84"/>
-                <w:sz w:val="18"/>
-                <w:szCs w:val="18"/>
-              </w:rPr>
-            </w:pPr>
-          </w:p>
-          <w:p>
-            <w:pPr>
-              <w:spacing w:after="0"/>
+            </w:pPr>
+            <w:r>
               <w:rPr>
                 <w:rFonts w:ascii="Times New Roman" w:eastAsia="Calibri" w:hAnsi="Times New Roman" w:cs="Times New Roman"/>
                 <w:spacing w:val="-7"/>
@@ -686,7 +634,8 @@
                 <w:sz w:val="18"/>
                 <w:szCs w:val="18"/>
               </w:rPr>
-            </w:pPr>
+              <w:t>Miesto plnenia služobných/pracovných úloh:</w:t>
+            </w:r>
             <w:r>
               <w:rPr>
                 <w:rFonts w:ascii="Times New Roman" w:eastAsia="Calibri" w:hAnsi="Times New Roman" w:cs="Times New Roman"/>
@@ -695,6 +644,63 @@
                 <w:sz w:val="18"/>
                 <w:szCs w:val="18"/>
               </w:rPr>
+              <w:t xml:space="preserve"> </w:t>
+            </w:r>
+            <w:r>
+              <w:rPr>
+                <w:rFonts w:ascii="Times New Roman" w:eastAsia="Calibri" w:hAnsi="Times New Roman" w:cs="Times New Roman"/>
+                <w:b/>
+                <w:bCs/>
+                <w:spacing w:val="-7"/>
+                <w:w w:val="98"/>
+                <w:sz w:val="18"/>
+                <w:szCs w:val="18"/>
+              </w:rPr>
+              <w:t>{{miesto}}</w:t>
+            </w:r>
+            <w:r>
+              <w:rPr>
+                <w:rFonts w:ascii="Times New Roman" w:eastAsia="Calibri" w:hAnsi="Times New Roman" w:cs="Times New Roman"/>
+                <w:b/>
+                <w:bCs/>
+                <w:spacing w:val="-7"/>
+                <w:w w:val="98"/>
+                <w:sz w:val="18"/>
+                <w:szCs w:val="18"/>
+              </w:rPr>
+              <w:t xml:space="preserve"> </w:t>
+            </w:r>
+          </w:p>
+          <w:p>
+            <w:pPr>
+              <w:spacing w:after="0" w:line="240" w:lineRule="auto"/>
+              <w:rPr>
+                <w:rFonts w:ascii="Times New Roman" w:eastAsia="Calibri" w:hAnsi="Times New Roman" w:cs="Times New Roman"/>
+                <w:w w:val="84"/>
+                <w:sz w:val="18"/>
+                <w:szCs w:val="18"/>
+              </w:rPr>
+            </w:pPr>
+          </w:p>
+          <w:p>
+            <w:pPr>
+              <w:spacing w:after="0"/>
+              <w:rPr>
+                <w:rFonts w:ascii="Times New Roman" w:eastAsia="Calibri" w:hAnsi="Times New Roman" w:cs="Times New Roman"/>
+                <w:spacing w:val="-7"/>
+                <w:w w:val="98"/>
+                <w:sz w:val="18"/>
+                <w:szCs w:val="18"/>
+              </w:rPr>
+            </w:pPr>
+            <w:r>
+              <w:rPr>
+                <w:rFonts w:ascii="Times New Roman" w:eastAsia="Calibri" w:hAnsi="Times New Roman" w:cs="Times New Roman"/>
+                <w:spacing w:val="-7"/>
+                <w:w w:val="98"/>
+                <w:sz w:val="18"/>
+                <w:szCs w:val="18"/>
+              </w:rPr>
               <w:t>Koniec cesty (miesto, dátum, čas):</w:t>
             </w:r>
           </w:p>
@@ -702,6 +708,7 @@
             <w:pPr>
               <w:rPr>
                 <w:rFonts w:ascii="Times New Roman" w:eastAsia="Calibri" w:hAnsi="Times New Roman" w:cs="Times New Roman"/>
+                <w:b/>
                 <w:w w:val="84"/>
                 <w:sz w:val="18"/>
                 <w:szCs w:val="18"/>
@@ -741,6 +748,17 @@
                 <w:szCs w:val="18"/>
               </w:rPr>
               <w:t>}}</w:t>
+            </w:r>
+            <w:r>
+              <w:rPr>
+                <w:rFonts w:ascii="Times New Roman" w:eastAsia="Calibri" w:hAnsi="Times New Roman" w:cs="Times New Roman"/>
+                <w:bCs/>
+                <w:spacing w:val="-7"/>
+                <w:w w:val="98"/>
+                <w:sz w:val="18"/>
+                <w:szCs w:val="18"/>
+              </w:rPr>
+              <w:t xml:space="preserve"> o </w:t>
             </w:r>
           </w:p>
         </w:tc>
@@ -1373,7 +1391,27 @@
                 <w:sz w:val="18"/>
                 <w:szCs w:val="18"/>
               </w:rPr>
-              <w:t xml:space="preserve">                                              meno a priezvisko</w:t>
+              <w:t xml:space="preserve">                                              </w:t>
+            </w:r>
+            <w:r>
+              <w:rPr>
+                <w:rFonts w:ascii="Times New Roman" w:eastAsia="Calibri" w:hAnsi="Times New Roman" w:cs="Times New Roman"/>
+                <w:spacing w:val="-7"/>
+                <w:w w:val="98"/>
+                <w:sz w:val="18"/>
+                <w:szCs w:val="18"/>
+              </w:rPr>
+              <w:t xml:space="preserve">   </w:t>
+            </w:r>
+            <w:r>
+              <w:rPr>
+                <w:rFonts w:ascii="Times New Roman" w:eastAsia="Calibri" w:hAnsi="Times New Roman" w:cs="Times New Roman"/>
+                <w:spacing w:val="-7"/>
+                <w:w w:val="98"/>
+                <w:sz w:val="18"/>
+                <w:szCs w:val="18"/>
+              </w:rPr>
+              <w:t>meno a priezvisko</w:t>
             </w:r>
           </w:p>
         </w:tc>

--- a/data/cp.docx
+++ b/data/cp.docx
@@ -1,6 +1,6 @@
 
 <file path=word/document.xml><?xml version="1.0" encoding="utf-8"?>
-<w:document xmlns:wpc="http://schemas.microsoft.com/office/word/2010/wordprocessingCanvas" xmlns:cx="http://schemas.microsoft.com/office/drawing/2014/chartex" xmlns:cx1="http://schemas.microsoft.com/office/drawing/2015/9/8/chartex" xmlns:cx2="http://schemas.microsoft.com/office/drawing/2015/10/21/chartex" xmlns:cx3="http://schemas.microsoft.com/office/drawing/2016/5/9/chartex" xmlns:cx4="http://schemas.microsoft.com/office/drawing/2016/5/10/chartex" xmlns:cx5="http://schemas.microsoft.com/office/drawing/2016/5/11/chartex" xmlns:cx6="http://schemas.microsoft.com/office/drawing/2016/5/12/chartex" xmlns:cx7="http://schemas.microsoft.com/office/drawing/2016/5/13/chartex" xmlns:cx8="http://schemas.microsoft.com/office/drawing/2016/5/14/chartex" xmlns:mc="http://schemas.openxmlformats.org/markup-compatibility/2006" xmlns:aink="http://schemas.microsoft.com/office/drawing/2016/ink" xmlns:am3d="http://schemas.microsoft.com/office/drawing/2017/model3d" xmlns:o="urn:schemas-microsoft-com:office:office" xmlns:oel="http://schemas.microsoft.com/office/2019/extlst" xmlns:r="http://schemas.openxmlformats.org/officeDocument/2006/relationships" xmlns:m="http://schemas.openxmlformats.org/officeDocument/2006/math" xmlns:v="urn:schemas-microsoft-com:vml" xmlns:wp14="http://schemas.microsoft.com/office/word/2010/wordprocessingDrawing" xmlns:wp="http://schemas.openxmlformats.org/drawingml/2006/wordprocessingDrawing" xmlns:w10="urn:schemas-microsoft-com:office:word" xmlns:w="http://schemas.openxmlformats.org/wordprocessingml/2006/main" xmlns:w14="http://schemas.microsoft.com/office/word/2010/wordml" xmlns:w15="http://schemas.microsoft.com/office/word/2012/wordml" xmlns:w16cex="http://schemas.microsoft.com/office/word/2018/wordml/cex" xmlns:w16cid="http://schemas.microsoft.com/office/word/2016/wordml/cid" xmlns:w16="http://schemas.microsoft.com/office/word/2018/wordml" xmlns:w16du="http://schemas.microsoft.com/office/word/2023/wordml/word16du" xmlns:w16sdtdh="http://schemas.microsoft.com/office/word/2020/wordml/sdtdatahash" xmlns:w16sdtfl="http://schemas.microsoft.com/office/word/2024/wordml/sdtformatlock" xmlns:w16se="http://schemas.microsoft.com/office/word/2015/wordml/symex" xmlns:wpg="http://schemas.microsoft.com/office/word/2010/wordprocessingGroup" xmlns:wpi="http://schemas.microsoft.com/office/word/2010/wordprocessingInk" xmlns:wne="http://schemas.microsoft.com/office/word/2006/wordml" xmlns:wps="http://schemas.microsoft.com/office/word/2010/wordprocessingShape" mc:Ignorable="w14 w15 w16se w16cid w16 w16cex w16sdtdh w16sdtfl w16du wp14">
+<w:document xmlns:wpc="http://schemas.microsoft.com/office/word/2010/wordprocessingCanvas" xmlns:cx="http://schemas.microsoft.com/office/drawing/2014/chartex" xmlns:cx1="http://schemas.microsoft.com/office/drawing/2015/9/8/chartex" xmlns:cx2="http://schemas.microsoft.com/office/drawing/2015/10/21/chartex" xmlns:cx3="http://schemas.microsoft.com/office/drawing/2016/5/9/chartex" xmlns:cx4="http://schemas.microsoft.com/office/drawing/2016/5/10/chartex" xmlns:cx5="http://schemas.microsoft.com/office/drawing/2016/5/11/chartex" xmlns:cx6="http://schemas.microsoft.com/office/drawing/2016/5/12/chartex" xmlns:cx7="http://schemas.microsoft.com/office/drawing/2016/5/13/chartex" xmlns:cx8="http://schemas.microsoft.com/office/drawing/2016/5/14/chartex" xmlns:mc="http://schemas.openxmlformats.org/markup-compatibility/2006" xmlns:aink="http://schemas.microsoft.com/office/drawing/2016/ink" xmlns:am3d="http://schemas.microsoft.com/office/drawing/2017/model3d" xmlns:o="urn:schemas-microsoft-com:office:office" xmlns:oel="http://schemas.microsoft.com/office/2019/extlst" xmlns:r="http://schemas.openxmlformats.org/officeDocument/2006/relationships" xmlns:m="http://schemas.openxmlformats.org/officeDocument/2006/math" xmlns:v="urn:schemas-microsoft-com:vml" xmlns:wp14="http://schemas.microsoft.com/office/word/2010/wordprocessingDrawing" xmlns:wp="http://schemas.openxmlformats.org/drawingml/2006/wordprocessingDrawing" xmlns:w10="urn:schemas-microsoft-com:office:word" xmlns:w="http://schemas.openxmlformats.org/wordprocessingml/2006/main" xmlns:w14="http://schemas.microsoft.com/office/word/2010/wordml" xmlns:w15="http://schemas.microsoft.com/office/word/2012/wordml" xmlns:w16cex="http://schemas.microsoft.com/office/word/2018/wordml/cex" xmlns:w16cid="http://schemas.microsoft.com/office/word/2016/wordml/cid" xmlns:w16="http://schemas.microsoft.com/office/word/2018/wordml" xmlns:w16sdtdh="http://schemas.microsoft.com/office/word/2020/wordml/sdtdatahash" xmlns:w16se="http://schemas.microsoft.com/office/word/2015/wordml/symex" xmlns:wpg="http://schemas.microsoft.com/office/word/2010/wordprocessingGroup" xmlns:wpi="http://schemas.microsoft.com/office/word/2010/wordprocessingInk" xmlns:wne="http://schemas.microsoft.com/office/word/2006/wordml" xmlns:wps="http://schemas.microsoft.com/office/word/2010/wordprocessingShape" mc:Ignorable="w14 w15 w16se w16cid w16 w16cex w16sdtdh wp14">
   <w:body>
     <w:p>
       <w:pPr>
@@ -91,27 +91,7 @@
           <w:sz w:val="18"/>
           <w:szCs w:val="18"/>
         </w:rPr>
-        <w:t>{{</w:t>
-      </w:r>
-      <w:proofErr w:type="spellStart"/>
-      <w:r>
-        <w:rPr>
-          <w:rFonts w:ascii="Times New Roman" w:eastAsia="Calibri" w:hAnsi="Times New Roman" w:cs="Times New Roman"/>
-          <w:w w:val="96"/>
-          <w:sz w:val="18"/>
-          <w:szCs w:val="18"/>
-        </w:rPr>
-        <w:t>ucet</w:t>
-      </w:r>
-      <w:proofErr w:type="spellEnd"/>
-      <w:r>
-        <w:rPr>
-          <w:rFonts w:ascii="Times New Roman" w:eastAsia="Calibri" w:hAnsi="Times New Roman" w:cs="Times New Roman"/>
-          <w:w w:val="96"/>
-          <w:sz w:val="18"/>
-          <w:szCs w:val="18"/>
-        </w:rPr>
-        <w:t>}}</w:t>
+        <w:t>{{ucet}}</w:t>
       </w:r>
       <w:r>
         <w:rPr>
@@ -569,31 +549,7 @@
                 <w:sz w:val="18"/>
                 <w:szCs w:val="18"/>
               </w:rPr>
-              <w:t>OÚ Banská Bystrica, Nám. Ľ. Štúra, {{</w:t>
-            </w:r>
-            <w:proofErr w:type="spellStart"/>
-            <w:r>
-              <w:rPr>
-                <w:rFonts w:ascii="Times New Roman" w:eastAsia="Calibri" w:hAnsi="Times New Roman" w:cs="Times New Roman"/>
-                <w:b/>
-                <w:spacing w:val="-7"/>
-                <w:w w:val="98"/>
-                <w:sz w:val="18"/>
-                <w:szCs w:val="18"/>
-              </w:rPr>
-              <w:t>datum_zc</w:t>
-            </w:r>
-            <w:proofErr w:type="spellEnd"/>
-            <w:r>
-              <w:rPr>
-                <w:rFonts w:ascii="Times New Roman" w:eastAsia="Calibri" w:hAnsi="Times New Roman" w:cs="Times New Roman"/>
-                <w:b/>
-                <w:spacing w:val="-7"/>
-                <w:w w:val="98"/>
-                <w:sz w:val="18"/>
-                <w:szCs w:val="18"/>
-              </w:rPr>
-              <w:t>}}</w:t>
+              <w:t>OÚ Banská Bystrica, Nám. Ľ. Štúra, {{datum_zc}}</w:t>
             </w:r>
             <w:r>
               <w:rPr>
@@ -723,31 +679,7 @@
                 <w:sz w:val="18"/>
                 <w:szCs w:val="18"/>
               </w:rPr>
-              <w:t>OÚ Banská Bystrica, Nám. Ľ. Štúra, {{</w:t>
-            </w:r>
-            <w:proofErr w:type="spellStart"/>
-            <w:r>
-              <w:rPr>
-                <w:rFonts w:ascii="Times New Roman" w:eastAsia="Calibri" w:hAnsi="Times New Roman" w:cs="Times New Roman"/>
-                <w:b/>
-                <w:spacing w:val="-7"/>
-                <w:w w:val="98"/>
-                <w:sz w:val="18"/>
-                <w:szCs w:val="18"/>
-              </w:rPr>
-              <w:t>datum_kc</w:t>
-            </w:r>
-            <w:proofErr w:type="spellEnd"/>
-            <w:r>
-              <w:rPr>
-                <w:rFonts w:ascii="Times New Roman" w:eastAsia="Calibri" w:hAnsi="Times New Roman" w:cs="Times New Roman"/>
-                <w:b/>
-                <w:spacing w:val="-7"/>
-                <w:w w:val="98"/>
-                <w:sz w:val="18"/>
-                <w:szCs w:val="18"/>
-              </w:rPr>
-              <w:t>}}</w:t>
+              <w:t>OÚ Banská Bystrica, Nám. Ľ. Štúra, {{datum_kc}}</w:t>
             </w:r>
             <w:r>
               <w:rPr>
@@ -891,33 +823,7 @@
                 <w:sz w:val="18"/>
                 <w:szCs w:val="18"/>
               </w:rPr>
-              <w:t>{{</w:t>
-            </w:r>
-            <w:proofErr w:type="spellStart"/>
-            <w:r>
-              <w:rPr>
-                <w:rFonts w:ascii="Times New Roman" w:eastAsia="Calibri" w:hAnsi="Times New Roman" w:cs="Times New Roman"/>
-                <w:b/>
-                <w:bCs/>
-                <w:spacing w:val="-7"/>
-                <w:w w:val="98"/>
-                <w:sz w:val="18"/>
-                <w:szCs w:val="18"/>
-              </w:rPr>
-              <w:t>spolucestujuci</w:t>
-            </w:r>
-            <w:proofErr w:type="spellEnd"/>
-            <w:r>
-              <w:rPr>
-                <w:rFonts w:ascii="Times New Roman" w:eastAsia="Calibri" w:hAnsi="Times New Roman" w:cs="Times New Roman"/>
-                <w:b/>
-                <w:bCs/>
-                <w:spacing w:val="-7"/>
-                <w:w w:val="98"/>
-                <w:sz w:val="18"/>
-                <w:szCs w:val="18"/>
-              </w:rPr>
-              <w:t>}}</w:t>
+              <w:t>{{spolucestujuci}}</w:t>
             </w:r>
           </w:p>
         </w:tc>
@@ -1029,29 +935,7 @@
                 <w:sz w:val="20"/>
                 <w:szCs w:val="20"/>
               </w:rPr>
-              <w:t>{{</w:t>
-            </w:r>
-            <w:proofErr w:type="spellStart"/>
-            <w:r>
-              <w:rPr>
-                <w:rFonts w:ascii="Times New Roman" w:eastAsia="Calibri" w:hAnsi="Times New Roman" w:cs="Times New Roman"/>
-                <w:b/>
-                <w:bCs/>
-                <w:sz w:val="20"/>
-                <w:szCs w:val="20"/>
-              </w:rPr>
-              <w:t>ucel</w:t>
-            </w:r>
-            <w:proofErr w:type="spellEnd"/>
-            <w:r>
-              <w:rPr>
-                <w:rFonts w:ascii="Times New Roman" w:eastAsia="Calibri" w:hAnsi="Times New Roman" w:cs="Times New Roman"/>
-                <w:b/>
-                <w:bCs/>
-                <w:sz w:val="20"/>
-                <w:szCs w:val="20"/>
-              </w:rPr>
-              <w:t>}}</w:t>
+              <w:t>{{ucel}}</w:t>
             </w:r>
           </w:p>
         </w:tc>
@@ -1099,29 +983,7 @@
                 <w:sz w:val="18"/>
                 <w:szCs w:val="18"/>
               </w:rPr>
-              <w:t xml:space="preserve">Určený dopravný prostriedok: (A,O, R, L, </w:t>
-            </w:r>
-            <w:proofErr w:type="spellStart"/>
-            <w:r>
-              <w:rPr>
-                <w:rFonts w:ascii="Times New Roman" w:eastAsia="Calibri" w:hAnsi="Times New Roman" w:cs="Times New Roman"/>
-                <w:spacing w:val="-7"/>
-                <w:w w:val="98"/>
-                <w:sz w:val="18"/>
-                <w:szCs w:val="18"/>
-              </w:rPr>
-              <w:t>Lo</w:t>
-            </w:r>
-            <w:proofErr w:type="spellEnd"/>
-            <w:r>
-              <w:rPr>
-                <w:rFonts w:ascii="Times New Roman" w:eastAsia="Calibri" w:hAnsi="Times New Roman" w:cs="Times New Roman"/>
-                <w:spacing w:val="-7"/>
-                <w:w w:val="98"/>
-                <w:sz w:val="18"/>
-                <w:szCs w:val="18"/>
-              </w:rPr>
-              <w:t>, AUV, AUS</w:t>
+              <w:t>Určený dopravný prostriedok: (A,O, R, L, Lo, AUV, AUS</w:t>
             </w:r>
             <w:r>
               <w:rPr>
@@ -1510,29 +1372,7 @@
           <w:sz w:val="14"/>
           <w:szCs w:val="14"/>
         </w:rPr>
-        <w:t xml:space="preserve">O- osobný vlak, R- rýchlik, , L- lietadlo, </w:t>
-      </w:r>
-      <w:proofErr w:type="spellStart"/>
-      <w:r>
-        <w:rPr>
-          <w:rFonts w:ascii="Times New Roman" w:eastAsia="Calibri" w:hAnsi="Times New Roman" w:cs="Times New Roman"/>
-          <w:spacing w:val="-7"/>
-          <w:w w:val="98"/>
-          <w:sz w:val="14"/>
-          <w:szCs w:val="14"/>
-        </w:rPr>
-        <w:t>Lo</w:t>
-      </w:r>
-      <w:proofErr w:type="spellEnd"/>
-      <w:r>
-        <w:rPr>
-          <w:rFonts w:ascii="Times New Roman" w:eastAsia="Calibri" w:hAnsi="Times New Roman" w:cs="Times New Roman"/>
-          <w:spacing w:val="-7"/>
-          <w:w w:val="98"/>
-          <w:sz w:val="14"/>
-          <w:szCs w:val="14"/>
-        </w:rPr>
-        <w:t xml:space="preserve">-loď, AUV- súkromné cestné motorové vozidlo,  AUS- cestné motorové vozidlo poskytnuté zamestnávateľom,            </w:t>
+        <w:t xml:space="preserve">O- osobný vlak, R- rýchlik, , L- lietadlo, Lo-loď, AUV- súkromné cestné motorové vozidlo,  AUS- cestné motorové vozidlo poskytnuté zamestnávateľom,            </w:t>
       </w:r>
       <w:r>
         <w:rPr>
@@ -2291,21 +2131,8 @@
           <w:sz w:val="18"/>
           <w:szCs w:val="18"/>
         </w:rPr>
-        <w:t xml:space="preserve">pplk. Ing. Zuzana </w:t>
-      </w:r>
-      <w:proofErr w:type="spellStart"/>
-      <w:r>
-        <w:rPr>
-          <w:rFonts w:ascii="Times New Roman" w:eastAsia="Calibri" w:hAnsi="Times New Roman" w:cs="Times New Roman"/>
-          <w:bCs/>
-          <w:spacing w:val="-5"/>
-          <w:w w:val="86"/>
-          <w:sz w:val="18"/>
-          <w:szCs w:val="18"/>
-        </w:rPr>
-        <w:t>Kochlicová</w:t>
-      </w:r>
-      <w:proofErr w:type="spellEnd"/>
+        <w:t>pplk. Ing. Zuzana Kochlicová</w:t>
+      </w:r>
     </w:p>
     <w:p>
       <w:pPr>
@@ -3538,27 +3365,7 @@
                 <w:sz w:val="20"/>
                 <w:szCs w:val="20"/>
               </w:rPr>
-              <w:t xml:space="preserve">o   a  </w:t>
-            </w:r>
-            <w:proofErr w:type="spellStart"/>
-            <w:r>
-              <w:rPr>
-                <w:rFonts w:ascii="Times New Roman" w:eastAsia="Calibri" w:hAnsi="Times New Roman" w:cs="Times New Roman"/>
-                <w:w w:val="101"/>
-                <w:sz w:val="20"/>
-                <w:szCs w:val="20"/>
-              </w:rPr>
-              <w:t>a</w:t>
-            </w:r>
-            <w:proofErr w:type="spellEnd"/>
-            <w:r>
-              <w:rPr>
-                <w:rFonts w:ascii="Times New Roman" w:eastAsia="Calibri" w:hAnsi="Times New Roman" w:cs="Times New Roman"/>
-                <w:w w:val="101"/>
-                <w:sz w:val="20"/>
-                <w:szCs w:val="20"/>
-              </w:rPr>
-              <w:t xml:space="preserve"> d r e s a </w:t>
+              <w:t xml:space="preserve">o   a  a d r e s a </w:t>
             </w:r>
           </w:p>
         </w:tc>
@@ -8255,7 +8062,29 @@
           <w:sz w:val="18"/>
           <w:szCs w:val="18"/>
         </w:rPr>
-        <w:t>Správa o výsledku služobnej cesty bola podaná dňa................................................ .................komu:...............................................................</w:t>
+        <w:t>Správa o výsledku služobnej cesty bola podaná dňa................................................ .................komu</w:t>
+      </w:r>
+      <w:r>
+        <w:rPr>
+          <w:rFonts w:ascii="Times New Roman" w:eastAsia="Calibri" w:hAnsi="Times New Roman" w:cs="Times New Roman"/>
+          <w:bCs/>
+          <w:spacing w:val="-5"/>
+          <w:w w:val="86"/>
+          <w:sz w:val="18"/>
+          <w:szCs w:val="18"/>
+        </w:rPr>
+        <w:t xml:space="preserve"> </w:t>
+      </w:r>
+      <w:r>
+        <w:rPr>
+          <w:rFonts w:ascii="Times New Roman" w:eastAsia="Calibri" w:hAnsi="Times New Roman" w:cs="Times New Roman"/>
+          <w:bCs/>
+          <w:spacing w:val="-5"/>
+          <w:w w:val="86"/>
+          <w:sz w:val="18"/>
+          <w:szCs w:val="18"/>
+        </w:rPr>
+        <w:t>{{podpis_1}}</w:t>
       </w:r>
     </w:p>
     <w:p>
@@ -9197,21 +9026,8 @@
           <w:sz w:val="18"/>
           <w:szCs w:val="18"/>
         </w:rPr>
-        <w:t xml:space="preserve">pplk. Ing. Zuzana </w:t>
-      </w:r>
-      <w:proofErr w:type="spellStart"/>
-      <w:r>
-        <w:rPr>
-          <w:rFonts w:ascii="Times New Roman" w:eastAsia="Calibri" w:hAnsi="Times New Roman" w:cs="Times New Roman"/>
-          <w:bCs/>
-          <w:spacing w:val="-5"/>
-          <w:w w:val="86"/>
-          <w:sz w:val="18"/>
-          <w:szCs w:val="18"/>
-        </w:rPr>
-        <w:t>Kochlicová</w:t>
-      </w:r>
-      <w:proofErr w:type="spellEnd"/>
+        <w:t>pplk. Ing. Zuzana Kochlicová</w:t>
+      </w:r>
     </w:p>
     <w:p>
       <w:pPr>
@@ -10369,27 +10185,7 @@
           <w:sz w:val="16"/>
           <w:szCs w:val="16"/>
         </w:rPr>
-        <w:t xml:space="preserve">* </w:t>
-      </w:r>
-      <w:proofErr w:type="spellStart"/>
-      <w:r>
-        <w:rPr>
-          <w:rFonts w:ascii="Times New Roman" w:eastAsia="Calibri" w:hAnsi="Times New Roman" w:cs="Times New Roman"/>
-          <w:i/>
-          <w:sz w:val="16"/>
-          <w:szCs w:val="16"/>
-        </w:rPr>
-        <w:t>nehodiace</w:t>
-      </w:r>
-      <w:proofErr w:type="spellEnd"/>
-      <w:r>
-        <w:rPr>
-          <w:rFonts w:ascii="Times New Roman" w:eastAsia="Calibri" w:hAnsi="Times New Roman" w:cs="Times New Roman"/>
-          <w:i/>
-          <w:sz w:val="16"/>
-          <w:szCs w:val="16"/>
-        </w:rPr>
-        <w:t xml:space="preserve"> sa preškrtnite</w:t>
+        <w:t>* nehodiace sa preškrtnite</w:t>
       </w:r>
       <w:r>
         <w:rPr>
@@ -10500,7 +10296,7 @@
 </file>
 
 <file path=word/numbering.xml><?xml version="1.0" encoding="utf-8"?>
-<w:numbering xmlns:wpc="http://schemas.microsoft.com/office/word/2010/wordprocessingCanvas" xmlns:cx="http://schemas.microsoft.com/office/drawing/2014/chartex" xmlns:cx1="http://schemas.microsoft.com/office/drawing/2015/9/8/chartex" xmlns:cx2="http://schemas.microsoft.com/office/drawing/2015/10/21/chartex" xmlns:cx3="http://schemas.microsoft.com/office/drawing/2016/5/9/chartex" xmlns:cx4="http://schemas.microsoft.com/office/drawing/2016/5/10/chartex" xmlns:cx5="http://schemas.microsoft.com/office/drawing/2016/5/11/chartex" xmlns:cx6="http://schemas.microsoft.com/office/drawing/2016/5/12/chartex" xmlns:cx7="http://schemas.microsoft.com/office/drawing/2016/5/13/chartex" xmlns:cx8="http://schemas.microsoft.com/office/drawing/2016/5/14/chartex" xmlns:mc="http://schemas.openxmlformats.org/markup-compatibility/2006" xmlns:aink="http://schemas.microsoft.com/office/drawing/2016/ink" xmlns:am3d="http://schemas.microsoft.com/office/drawing/2017/model3d" xmlns:o="urn:schemas-microsoft-com:office:office" xmlns:oel="http://schemas.microsoft.com/office/2019/extlst" xmlns:r="http://schemas.openxmlformats.org/officeDocument/2006/relationships" xmlns:m="http://schemas.openxmlformats.org/officeDocument/2006/math" xmlns:v="urn:schemas-microsoft-com:vml" xmlns:wp14="http://schemas.microsoft.com/office/word/2010/wordprocessingDrawing" xmlns:wp="http://schemas.openxmlformats.org/drawingml/2006/wordprocessingDrawing" xmlns:w10="urn:schemas-microsoft-com:office:word" xmlns:w="http://schemas.openxmlformats.org/wordprocessingml/2006/main" xmlns:w14="http://schemas.microsoft.com/office/word/2010/wordml" xmlns:w15="http://schemas.microsoft.com/office/word/2012/wordml" xmlns:w16cex="http://schemas.microsoft.com/office/word/2018/wordml/cex" xmlns:w16cid="http://schemas.microsoft.com/office/word/2016/wordml/cid" xmlns:w16="http://schemas.microsoft.com/office/word/2018/wordml" xmlns:w16du="http://schemas.microsoft.com/office/word/2023/wordml/word16du" xmlns:w16sdtdh="http://schemas.microsoft.com/office/word/2020/wordml/sdtdatahash" xmlns:w16sdtfl="http://schemas.microsoft.com/office/word/2024/wordml/sdtformatlock" xmlns:w16se="http://schemas.microsoft.com/office/word/2015/wordml/symex" xmlns:wpg="http://schemas.microsoft.com/office/word/2010/wordprocessingGroup" xmlns:wpi="http://schemas.microsoft.com/office/word/2010/wordprocessingInk" xmlns:wne="http://schemas.microsoft.com/office/word/2006/wordml" xmlns:wps="http://schemas.microsoft.com/office/word/2010/wordprocessingShape" mc:Ignorable="w14 w15 w16se w16cid w16 w16cex w16sdtdh w16sdtfl w16du wp14">
+<w:numbering xmlns:wpc="http://schemas.microsoft.com/office/word/2010/wordprocessingCanvas" xmlns:cx="http://schemas.microsoft.com/office/drawing/2014/chartex" xmlns:cx1="http://schemas.microsoft.com/office/drawing/2015/9/8/chartex" xmlns:cx2="http://schemas.microsoft.com/office/drawing/2015/10/21/chartex" xmlns:cx3="http://schemas.microsoft.com/office/drawing/2016/5/9/chartex" xmlns:cx4="http://schemas.microsoft.com/office/drawing/2016/5/10/chartex" xmlns:cx5="http://schemas.microsoft.com/office/drawing/2016/5/11/chartex" xmlns:cx6="http://schemas.microsoft.com/office/drawing/2016/5/12/chartex" xmlns:cx7="http://schemas.microsoft.com/office/drawing/2016/5/13/chartex" xmlns:cx8="http://schemas.microsoft.com/office/drawing/2016/5/14/chartex" xmlns:mc="http://schemas.openxmlformats.org/markup-compatibility/2006" xmlns:aink="http://schemas.microsoft.com/office/drawing/2016/ink" xmlns:am3d="http://schemas.microsoft.com/office/drawing/2017/model3d" xmlns:o="urn:schemas-microsoft-com:office:office" xmlns:oel="http://schemas.microsoft.com/office/2019/extlst" xmlns:r="http://schemas.openxmlformats.org/officeDocument/2006/relationships" xmlns:m="http://schemas.openxmlformats.org/officeDocument/2006/math" xmlns:v="urn:schemas-microsoft-com:vml" xmlns:wp14="http://schemas.microsoft.com/office/word/2010/wordprocessingDrawing" xmlns:wp="http://schemas.openxmlformats.org/drawingml/2006/wordprocessingDrawing" xmlns:w10="urn:schemas-microsoft-com:office:word" xmlns:w="http://schemas.openxmlformats.org/wordprocessingml/2006/main" xmlns:w14="http://schemas.microsoft.com/office/word/2010/wordml" xmlns:w15="http://schemas.microsoft.com/office/word/2012/wordml" xmlns:w16cex="http://schemas.microsoft.com/office/word/2018/wordml/cex" xmlns:w16cid="http://schemas.microsoft.com/office/word/2016/wordml/cid" xmlns:w16="http://schemas.microsoft.com/office/word/2018/wordml" xmlns:w16sdtdh="http://schemas.microsoft.com/office/word/2020/wordml/sdtdatahash" xmlns:w16se="http://schemas.microsoft.com/office/word/2015/wordml/symex" xmlns:wpg="http://schemas.microsoft.com/office/word/2010/wordprocessingGroup" xmlns:wpi="http://schemas.microsoft.com/office/word/2010/wordprocessingInk" xmlns:wne="http://schemas.microsoft.com/office/word/2006/wordml" xmlns:wps="http://schemas.microsoft.com/office/word/2010/wordprocessingShape" mc:Ignorable="w14 w15 w16se w16cid w16 w16cex w16sdtdh wp14">
   <w:abstractNum w:abstractNumId="0" w15:restartNumberingAfterBreak="0">
     <w:nsid w:val="01537EBF"/>
     <w:multiLevelType w:val="hybridMultilevel"/>
@@ -11438,7 +11234,7 @@
 </file>
 
 <file path=word/styles.xml><?xml version="1.0" encoding="utf-8"?>
-<w:styles xmlns:mc="http://schemas.openxmlformats.org/markup-compatibility/2006" xmlns:r="http://schemas.openxmlformats.org/officeDocument/2006/relationships" xmlns:w="http://schemas.openxmlformats.org/wordprocessingml/2006/main" xmlns:w14="http://schemas.microsoft.com/office/word/2010/wordml" xmlns:w15="http://schemas.microsoft.com/office/word/2012/wordml" xmlns:w16cex="http://schemas.microsoft.com/office/word/2018/wordml/cex" xmlns:w16cid="http://schemas.microsoft.com/office/word/2016/wordml/cid" xmlns:w16="http://schemas.microsoft.com/office/word/2018/wordml" xmlns:w16du="http://schemas.microsoft.com/office/word/2023/wordml/word16du" xmlns:w16sdtdh="http://schemas.microsoft.com/office/word/2020/wordml/sdtdatahash" xmlns:w16sdtfl="http://schemas.microsoft.com/office/word/2024/wordml/sdtformatlock" xmlns:w16se="http://schemas.microsoft.com/office/word/2015/wordml/symex" mc:Ignorable="w14 w15 w16se w16cid w16 w16cex w16sdtdh w16sdtfl w16du">
+<w:styles xmlns:mc="http://schemas.openxmlformats.org/markup-compatibility/2006" xmlns:r="http://schemas.openxmlformats.org/officeDocument/2006/relationships" xmlns:w="http://schemas.openxmlformats.org/wordprocessingml/2006/main" xmlns:w14="http://schemas.microsoft.com/office/word/2010/wordml" xmlns:w15="http://schemas.microsoft.com/office/word/2012/wordml" xmlns:w16cex="http://schemas.microsoft.com/office/word/2018/wordml/cex" xmlns:w16cid="http://schemas.microsoft.com/office/word/2016/wordml/cid" xmlns:w16="http://schemas.microsoft.com/office/word/2018/wordml" xmlns:w16sdtdh="http://schemas.microsoft.com/office/word/2020/wordml/sdtdatahash" xmlns:w16se="http://schemas.microsoft.com/office/word/2015/wordml/symex" mc:Ignorable="w14 w15 w16se w16cid w16 w16cex w16sdtdh">
   <w:docDefaults>
     <w:rPrDefault>
       <w:rPr>
@@ -11839,7 +11635,6 @@
   <w:style w:type="character" w:default="1" w:styleId="Predvolenpsmoodseku">
     <w:name w:val="Default Paragraph Font"/>
     <w:uiPriority w:val="1"/>
-    <w:semiHidden/>
     <w:unhideWhenUsed/>
   </w:style>
   <w:style w:type="table" w:default="1" w:styleId="Normlnatabuka">
@@ -12183,6 +11978,23 @@
 </file>
 
 <file path=customXml/item1.xml><?xml version="1.0" encoding="utf-8"?>
+<p:properties xmlns:p="http://schemas.microsoft.com/office/2006/metadata/properties" xmlns:xsi="http://www.w3.org/2001/XMLSchema-instance" xmlns:pc="http://schemas.microsoft.com/office/infopath/2007/PartnerControls">
+  <documentManagement>
+    <Typ_x0020_predpisu xmlns="a447e3ff-5d52-476e-adfe-17c1c1c3d5b9" xsi:nil="true"/>
+  </documentManagement>
+</p:properties>
+</file>
+
+<file path=customXml/item2.xml><?xml version="1.0" encoding="utf-8"?>
+<?mso-contentType ?>
+<FormTemplates xmlns="http://schemas.microsoft.com/sharepoint/v3/contenttype/forms">
+  <Display>DocumentLibraryForm</Display>
+  <Edit>DocumentLibraryForm</Edit>
+  <New>DocumentLibraryForm</New>
+</FormTemplates>
+</file>
+
+<file path=customXml/item3.xml><?xml version="1.0" encoding="utf-8"?>
 <ct:contentTypeSchema xmlns:ct="http://schemas.microsoft.com/office/2006/metadata/contentType" xmlns:ma="http://schemas.microsoft.com/office/2006/metadata/properties/metaAttributes" ct:_="" ma:_="" ma:contentTypeName="Dokument" ma:contentTypeID="0x010100C2C41F480C3DA948AFE311DCC29B7C97" ma:contentTypeVersion="3" ma:contentTypeDescription="Umožňuje vytvoriť nový dokument." ma:contentTypeScope="" ma:versionID="29d15ef204402fc1de732ee40b4a71a6">
   <xsd:schema xmlns:xsd="http://www.w3.org/2001/XMLSchema" xmlns:xs="http://www.w3.org/2001/XMLSchema" xmlns:p="http://schemas.microsoft.com/office/2006/metadata/properties" xmlns:ns2="a447e3ff-5d52-476e-adfe-17c1c1c3d5b9" xmlns:ns3="7d7cdc55-6ebe-4ecb-a43c-ecb324da520f" targetNamespace="http://schemas.microsoft.com/office/2006/metadata/properties" ma:root="true" ma:fieldsID="9746969f80986966f0e32ed41c271fff" ns2:_="" ns3:_="">
     <xsd:import namespace="a447e3ff-5d52-476e-adfe-17c1c1c3d5b9"/>
@@ -12348,24 +12160,25 @@
 </ct:contentTypeSchema>
 </file>
 
-<file path=customXml/item2.xml><?xml version="1.0" encoding="utf-8"?>
-<?mso-contentType ?>
-<FormTemplates xmlns="http://schemas.microsoft.com/sharepoint/v3/contenttype/forms">
-  <Display>DocumentLibraryForm</Display>
-  <Edit>DocumentLibraryForm</Edit>
-  <New>DocumentLibraryForm</New>
-</FormTemplates>
+<file path=customXml/itemProps1.xml><?xml version="1.0" encoding="utf-8"?>
+<ds:datastoreItem xmlns:ds="http://schemas.openxmlformats.org/officeDocument/2006/customXml" ds:itemID="{2FA1124D-F71D-422C-AA38-203ABBFEA1C3}">
+  <ds:schemaRefs>
+    <ds:schemaRef ds:uri="http://schemas.microsoft.com/office/2006/metadata/properties"/>
+    <ds:schemaRef ds:uri="http://schemas.microsoft.com/office/infopath/2007/PartnerControls"/>
+    <ds:schemaRef ds:uri="a447e3ff-5d52-476e-adfe-17c1c1c3d5b9"/>
+  </ds:schemaRefs>
+</ds:datastoreItem>
 </file>
 
-<file path=customXml/item3.xml><?xml version="1.0" encoding="utf-8"?>
-<p:properties xmlns:p="http://schemas.microsoft.com/office/2006/metadata/properties" xmlns:xsi="http://www.w3.org/2001/XMLSchema-instance" xmlns:pc="http://schemas.microsoft.com/office/infopath/2007/PartnerControls">
-  <documentManagement>
-    <Typ_x0020_predpisu xmlns="a447e3ff-5d52-476e-adfe-17c1c1c3d5b9" xsi:nil="true"/>
-  </documentManagement>
-</p:properties>
+<file path=customXml/itemProps2.xml><?xml version="1.0" encoding="utf-8"?>
+<ds:datastoreItem xmlns:ds="http://schemas.openxmlformats.org/officeDocument/2006/customXml" ds:itemID="{26075B3B-AADA-46FB-86D3-0486CDF733F7}">
+  <ds:schemaRefs>
+    <ds:schemaRef ds:uri="http://schemas.microsoft.com/sharepoint/v3/contenttype/forms"/>
+  </ds:schemaRefs>
+</ds:datastoreItem>
 </file>
 
-<file path=customXml/itemProps1.xml><?xml version="1.0" encoding="utf-8"?>
+<file path=customXml/itemProps3.xml><?xml version="1.0" encoding="utf-8"?>
 <ds:datastoreItem xmlns:ds="http://schemas.openxmlformats.org/officeDocument/2006/customXml" ds:itemID="{42A1F187-9536-4151-B0AE-AB3CCD65CF95}">
   <ds:schemaRefs>
     <ds:schemaRef ds:uri="http://schemas.microsoft.com/office/2006/metadata/contentType"/>
@@ -12382,22 +12195,4 @@
     <ds:schemaRef ds:uri="http://schemas.microsoft.com/internal/obd"/>
   </ds:schemaRefs>
 </ds:datastoreItem>
-</file>
-
-<file path=customXml/itemProps2.xml><?xml version="1.0" encoding="utf-8"?>
-<ds:datastoreItem xmlns:ds="http://schemas.openxmlformats.org/officeDocument/2006/customXml" ds:itemID="{26075B3B-AADA-46FB-86D3-0486CDF733F7}">
-  <ds:schemaRefs>
-    <ds:schemaRef ds:uri="http://schemas.microsoft.com/sharepoint/v3/contenttype/forms"/>
-  </ds:schemaRefs>
-</ds:datastoreItem>
-</file>
-
-<file path=customXml/itemProps3.xml><?xml version="1.0" encoding="utf-8"?>
-<ds:datastoreItem xmlns:ds="http://schemas.openxmlformats.org/officeDocument/2006/customXml" ds:itemID="{2FA1124D-F71D-422C-AA38-203ABBFEA1C3}">
-  <ds:schemaRefs>
-    <ds:schemaRef ds:uri="http://schemas.microsoft.com/office/2006/metadata/properties"/>
-    <ds:schemaRef ds:uri="http://schemas.microsoft.com/office/infopath/2007/PartnerControls"/>
-    <ds:schemaRef ds:uri="a447e3ff-5d52-476e-adfe-17c1c1c3d5b9"/>
-  </ds:schemaRefs>
-</ds:datastoreItem>
 </file>